--- a/BackEnd Theory.docx
+++ b/BackEnd Theory.docx
@@ -42,6 +42,16 @@
         </w:rPr>
         <w:t xml:space="preserve"> Questions:</w:t>
       </w:r>
+      <w:r>
+        <w:rPr>
+          <w:b/>
+          <w:bCs/>
+          <w:sz w:val="44"/>
+          <w:szCs w:val="44"/>
+          <w:lang w:val="en-US"/>
+        </w:rPr>
+        <w:t xml:space="preserve"> Test</w:t>
+      </w:r>
     </w:p>
     <w:p>
       <w:pPr>
@@ -61,6 +71,16 @@
           <w:lang w:val="en-US"/>
         </w:rPr>
         <w:t>1)</w:t>
+      </w:r>
+      <w:r>
+        <w:rPr>
+          <w:b/>
+          <w:bCs/>
+          <w:sz w:val="36"/>
+          <w:szCs w:val="36"/>
+          <w:lang w:val="en-US"/>
+        </w:rPr>
+        <w:t xml:space="preserve"> </w:t>
       </w:r>
     </w:p>
     <w:p>

--- a/BackEnd Theory.docx
+++ b/BackEnd Theory.docx
@@ -51,6 +51,16 @@
           <w:lang w:val="en-US"/>
         </w:rPr>
         <w:t xml:space="preserve"> Test</w:t>
+      </w:r>
+      <w:r>
+        <w:rPr>
+          <w:b/>
+          <w:bCs/>
+          <w:sz w:val="44"/>
+          <w:szCs w:val="44"/>
+          <w:lang w:val="en-US"/>
+        </w:rPr>
+        <w:t xml:space="preserve"> commit</w:t>
       </w:r>
     </w:p>
     <w:p>

--- a/BackEnd Theory.docx
+++ b/BackEnd Theory.docx
@@ -50,29 +50,4637 @@
           <w:szCs w:val="44"/>
           <w:lang w:val="en-US"/>
         </w:rPr>
-        <w:t xml:space="preserve"> Test</w:t>
-      </w:r>
-      <w:r>
+        <w:t xml:space="preserve"> </w:t>
+      </w:r>
+    </w:p>
+    <w:p>
+      <w:pPr>
+        <w:pStyle w:val="ListParagraph"/>
+        <w:numPr>
+          <w:ilvl w:val="0"/>
+          <w:numId w:val="2"/>
+        </w:numPr>
+        <w:rPr>
+          <w:sz w:val="36"/>
+          <w:szCs w:val="36"/>
+          <w:lang w:val="en-US"/>
+        </w:rPr>
+      </w:pPr>
+      <w:r>
+        <w:rPr>
+          <w:sz w:val="36"/>
+          <w:szCs w:val="36"/>
+          <w:lang w:val="en-US"/>
+        </w:rPr>
+        <w:t>Node</w:t>
+      </w:r>
+      <w:r>
+        <w:rPr>
+          <w:sz w:val="36"/>
+          <w:szCs w:val="36"/>
+          <w:lang w:val="en-US"/>
+        </w:rPr>
+        <w:t>.js</w:t>
+      </w:r>
+      <w:r>
+        <w:rPr>
+          <w:sz w:val="36"/>
+          <w:szCs w:val="36"/>
+          <w:lang w:val="en-US"/>
+        </w:rPr>
+        <w:t xml:space="preserve"> is a run time environment that lets execute </w:t>
+      </w:r>
+      <w:r>
+        <w:rPr>
+          <w:sz w:val="36"/>
+          <w:szCs w:val="36"/>
+          <w:lang w:val="en-US"/>
+        </w:rPr>
+        <w:t>JavaScript</w:t>
+      </w:r>
+      <w:r>
+        <w:rPr>
+          <w:sz w:val="36"/>
+          <w:szCs w:val="36"/>
+          <w:lang w:val="en-US"/>
+        </w:rPr>
+        <w:t xml:space="preserve"> anywhere.</w:t>
+      </w:r>
+      <w:r>
+        <w:rPr>
+          <w:sz w:val="36"/>
+          <w:szCs w:val="36"/>
+          <w:lang w:val="en-US"/>
+        </w:rPr>
+        <w:t xml:space="preserve"> </w:t>
+      </w:r>
+      <w:r>
+        <w:rPr>
+          <w:sz w:val="36"/>
+          <w:szCs w:val="36"/>
+          <w:lang w:val="en-US"/>
+        </w:rPr>
+        <w:t xml:space="preserve">Not just the </w:t>
+      </w:r>
+      <w:r>
+        <w:rPr>
+          <w:sz w:val="36"/>
+          <w:szCs w:val="36"/>
+          <w:lang w:val="en-US"/>
+        </w:rPr>
+        <w:t>browser.</w:t>
+      </w:r>
+      <w:r>
+        <w:rPr>
+          <w:sz w:val="36"/>
+          <w:szCs w:val="36"/>
+          <w:lang w:val="en-US"/>
+        </w:rPr>
+        <w:t xml:space="preserve"> I</w:t>
+      </w:r>
+      <w:r>
+        <w:rPr>
+          <w:sz w:val="36"/>
+          <w:szCs w:val="36"/>
+          <w:lang w:val="en-US"/>
+        </w:rPr>
+        <w:t xml:space="preserve"> don’t know much about event loop but it is something which decides what is to be moved on the call </w:t>
+      </w:r>
+      <w:r>
+        <w:rPr>
+          <w:sz w:val="36"/>
+          <w:szCs w:val="36"/>
+          <w:lang w:val="en-US"/>
+        </w:rPr>
+        <w:t>stack,</w:t>
+      </w:r>
+      <w:r>
+        <w:rPr>
+          <w:sz w:val="36"/>
+          <w:szCs w:val="36"/>
+          <w:lang w:val="en-US"/>
+        </w:rPr>
+        <w:t xml:space="preserve"> </w:t>
+      </w:r>
+      <w:r>
+        <w:rPr>
+          <w:sz w:val="36"/>
+          <w:szCs w:val="36"/>
+          <w:lang w:val="en-US"/>
+        </w:rPr>
+        <w:t xml:space="preserve">I </w:t>
+      </w:r>
+      <w:r>
+        <w:rPr>
+          <w:sz w:val="36"/>
+          <w:szCs w:val="36"/>
+          <w:lang w:val="en-US"/>
+        </w:rPr>
+        <w:t>think.</w:t>
+      </w:r>
+    </w:p>
+    <w:p>
+      <w:pPr>
         <w:rPr>
           <w:b/>
           <w:bCs/>
-          <w:sz w:val="44"/>
-          <w:szCs w:val="44"/>
-          <w:lang w:val="en-US"/>
-        </w:rPr>
-        <w:t xml:space="preserve"> commit</w:t>
-      </w:r>
-    </w:p>
-    <w:p>
-      <w:pPr>
-        <w:ind w:left="360"/>
-        <w:rPr>
-          <w:sz w:val="36"/>
-          <w:szCs w:val="36"/>
-          <w:lang w:val="en-US"/>
-        </w:rPr>
-      </w:pPr>
-      <w:r>
+          <w:sz w:val="36"/>
+          <w:szCs w:val="36"/>
+          <w:lang w:val="en-US"/>
+        </w:rPr>
+      </w:pPr>
+    </w:p>
+    <w:p>
+      <w:pPr>
+        <w:pStyle w:val="ListParagraph"/>
+        <w:numPr>
+          <w:ilvl w:val="0"/>
+          <w:numId w:val="2"/>
+        </w:numPr>
+        <w:rPr>
+          <w:sz w:val="36"/>
+          <w:szCs w:val="36"/>
+          <w:lang w:val="en-US"/>
+        </w:rPr>
+      </w:pPr>
+      <w:r>
+        <w:rPr>
+          <w:sz w:val="36"/>
+          <w:szCs w:val="36"/>
+          <w:lang w:val="en-US"/>
+        </w:rPr>
+        <w:t>In Nodejs we use asynchronous code while getting a</w:t>
+      </w:r>
+      <w:r>
+        <w:rPr>
+          <w:sz w:val="36"/>
+          <w:szCs w:val="36"/>
+          <w:lang w:val="en-US"/>
+        </w:rPr>
+        <w:t xml:space="preserve">n </w:t>
+      </w:r>
+      <w:r>
+        <w:rPr>
+          <w:sz w:val="36"/>
+          <w:szCs w:val="36"/>
+          <w:lang w:val="en-US"/>
+        </w:rPr>
+        <w:t>API</w:t>
+      </w:r>
+      <w:r>
+        <w:rPr>
+          <w:sz w:val="36"/>
+          <w:szCs w:val="36"/>
+          <w:lang w:val="en-US"/>
+        </w:rPr>
+        <w:t xml:space="preserve"> let</w:t>
+      </w:r>
+      <w:r>
+        <w:rPr>
+          <w:sz w:val="36"/>
+          <w:szCs w:val="36"/>
+          <w:lang w:val="en-US"/>
+        </w:rPr>
+        <w:t>’</w:t>
+      </w:r>
+      <w:r>
+        <w:rPr>
+          <w:sz w:val="36"/>
+          <w:szCs w:val="36"/>
+          <w:lang w:val="en-US"/>
+        </w:rPr>
+        <w:t xml:space="preserve">s say </w:t>
+      </w:r>
+    </w:p>
+    <w:p>
+      <w:pPr>
+        <w:ind w:left="740"/>
+        <w:rPr>
+          <w:sz w:val="36"/>
+          <w:szCs w:val="36"/>
+          <w:lang w:val="en-US"/>
+        </w:rPr>
+      </w:pPr>
+      <w:proofErr w:type="spellStart"/>
+      <w:r>
+        <w:rPr>
+          <w:sz w:val="36"/>
+          <w:szCs w:val="36"/>
+          <w:lang w:val="en-US"/>
+        </w:rPr>
+        <w:t>app.post</w:t>
+      </w:r>
+      <w:proofErr w:type="spellEnd"/>
+      <w:r>
+        <w:rPr>
+          <w:sz w:val="36"/>
+          <w:szCs w:val="36"/>
+          <w:lang w:val="en-US"/>
+        </w:rPr>
+        <w:t>( “/products , async …._)</w:t>
+      </w:r>
+    </w:p>
+    <w:p>
+      <w:pPr>
+        <w:ind w:left="740"/>
+        <w:rPr>
+          <w:sz w:val="36"/>
+          <w:szCs w:val="36"/>
+          <w:lang w:val="en-US"/>
+        </w:rPr>
+      </w:pPr>
+      <w:r>
+        <w:rPr>
+          <w:sz w:val="36"/>
+          <w:szCs w:val="36"/>
+          <w:lang w:val="en-US"/>
+        </w:rPr>
+        <w:t>Here we may use the async await structure where we use asynchronous programming</w:t>
+      </w:r>
+    </w:p>
+    <w:p>
+      <w:pPr>
+        <w:ind w:left="740"/>
+        <w:rPr>
+          <w:sz w:val="36"/>
+          <w:szCs w:val="36"/>
+          <w:lang w:val="en-US"/>
+        </w:rPr>
+      </w:pPr>
+      <w:r>
+        <w:rPr>
+          <w:sz w:val="36"/>
+          <w:szCs w:val="36"/>
+          <w:lang w:val="en-US"/>
+        </w:rPr>
+        <w:t>While we may use synchronous code while using a middleware.</w:t>
+      </w:r>
+    </w:p>
+    <w:p>
+      <w:pPr>
+        <w:rPr>
+          <w:sz w:val="36"/>
+          <w:szCs w:val="36"/>
+          <w:lang w:val="en-US"/>
+        </w:rPr>
+      </w:pPr>
+      <w:r>
+        <w:rPr>
+          <w:sz w:val="36"/>
+          <w:szCs w:val="36"/>
+          <w:lang w:val="en-US"/>
+        </w:rPr>
+        <w:tab/>
+        <w:t xml:space="preserve">For </w:t>
+      </w:r>
+      <w:r>
+        <w:rPr>
+          <w:sz w:val="36"/>
+          <w:szCs w:val="36"/>
+          <w:lang w:val="en-US"/>
+        </w:rPr>
+        <w:t>example,</w:t>
+      </w:r>
+      <w:r>
+        <w:rPr>
+          <w:sz w:val="36"/>
+          <w:szCs w:val="36"/>
+          <w:lang w:val="en-US"/>
+        </w:rPr>
+        <w:t xml:space="preserve"> middle ware follows a proper sequence</w:t>
+      </w:r>
+    </w:p>
+    <w:p>
+      <w:pPr>
+        <w:rPr>
+          <w:sz w:val="36"/>
+          <w:szCs w:val="36"/>
+          <w:lang w:val="en-US"/>
+        </w:rPr>
+      </w:pPr>
+      <w:r>
+        <w:rPr>
+          <w:sz w:val="36"/>
+          <w:szCs w:val="36"/>
+          <w:lang w:val="en-US"/>
+        </w:rPr>
+        <w:tab/>
+        <w:t xml:space="preserve">Client request </w:t>
+      </w:r>
+      <w:r>
+        <w:rPr>
+          <w:sz w:val="36"/>
+          <w:szCs w:val="36"/>
+          <w:lang w:val="en-US"/>
+        </w:rPr>
+        <w:sym w:font="Wingdings" w:char="F0E0"/>
+      </w:r>
+      <w:r>
+        <w:rPr>
+          <w:sz w:val="36"/>
+          <w:szCs w:val="36"/>
+          <w:lang w:val="en-US"/>
+        </w:rPr>
+        <w:t xml:space="preserve"> Then comes middleware 1</w:t>
+      </w:r>
+      <w:r>
+        <w:rPr>
+          <w:sz w:val="36"/>
+          <w:szCs w:val="36"/>
+          <w:lang w:val="en-US"/>
+        </w:rPr>
+        <w:sym w:font="Wingdings" w:char="F0E0"/>
+      </w:r>
+      <w:r>
+        <w:rPr>
+          <w:sz w:val="36"/>
+          <w:szCs w:val="36"/>
+          <w:lang w:val="en-US"/>
+        </w:rPr>
+        <w:t xml:space="preserve"> Then comes Middleware 2 </w:t>
+      </w:r>
+      <w:r>
+        <w:rPr>
+          <w:sz w:val="36"/>
+          <w:szCs w:val="36"/>
+          <w:lang w:val="en-US"/>
+        </w:rPr>
+        <w:sym w:font="Wingdings" w:char="F0E0"/>
+      </w:r>
+      <w:r>
+        <w:rPr>
+          <w:sz w:val="36"/>
+          <w:szCs w:val="36"/>
+          <w:lang w:val="en-US"/>
+        </w:rPr>
+        <w:t xml:space="preserve"> Then comes </w:t>
+      </w:r>
+      <w:proofErr w:type="spellStart"/>
+      <w:r>
+        <w:rPr>
+          <w:sz w:val="36"/>
+          <w:szCs w:val="36"/>
+          <w:lang w:val="en-US"/>
+        </w:rPr>
+        <w:t>routerhandle</w:t>
+      </w:r>
+      <w:r>
+        <w:rPr>
+          <w:sz w:val="36"/>
+          <w:szCs w:val="36"/>
+          <w:lang w:val="en-US"/>
+        </w:rPr>
+        <w:t>r</w:t>
+      </w:r>
+      <w:proofErr w:type="spellEnd"/>
+      <w:r>
+        <w:rPr>
+          <w:sz w:val="36"/>
+          <w:szCs w:val="36"/>
+          <w:lang w:val="en-US"/>
+        </w:rPr>
+        <w:t>.</w:t>
+      </w:r>
+    </w:p>
+    <w:p>
+      <w:pPr>
+        <w:rPr>
+          <w:sz w:val="36"/>
+          <w:szCs w:val="36"/>
+          <w:lang w:val="en-US"/>
+        </w:rPr>
+      </w:pPr>
+      <w:r>
+        <w:rPr>
+          <w:sz w:val="36"/>
+          <w:szCs w:val="36"/>
+          <w:lang w:val="en-US"/>
+        </w:rPr>
+        <w:t xml:space="preserve">We use </w:t>
+      </w:r>
+      <w:r>
+        <w:rPr>
+          <w:sz w:val="36"/>
+          <w:szCs w:val="36"/>
+          <w:lang w:val="en-US"/>
+        </w:rPr>
+        <w:t>next (</w:t>
+      </w:r>
+      <w:r>
+        <w:rPr>
+          <w:sz w:val="36"/>
+          <w:szCs w:val="36"/>
+          <w:lang w:val="en-US"/>
+        </w:rPr>
+        <w:t>) method to go to the next middleware.</w:t>
+      </w:r>
+    </w:p>
+    <w:p>
+      <w:pPr>
+        <w:rPr>
+          <w:sz w:val="36"/>
+          <w:szCs w:val="36"/>
+          <w:lang w:val="en-US"/>
+        </w:rPr>
+      </w:pPr>
+      <w:r>
+        <w:rPr>
+          <w:sz w:val="36"/>
+          <w:szCs w:val="36"/>
+          <w:lang w:val="en-US"/>
+        </w:rPr>
+        <w:t xml:space="preserve">3)HTTP is a </w:t>
+      </w:r>
+      <w:r>
+        <w:rPr>
+          <w:sz w:val="36"/>
+          <w:szCs w:val="36"/>
+          <w:lang w:val="en-US"/>
+        </w:rPr>
+        <w:t>built-in</w:t>
+      </w:r>
+      <w:r>
+        <w:rPr>
+          <w:sz w:val="36"/>
+          <w:szCs w:val="36"/>
+          <w:lang w:val="en-US"/>
+        </w:rPr>
+        <w:t xml:space="preserve"> module provided my node </w:t>
+      </w:r>
+      <w:proofErr w:type="spellStart"/>
+      <w:r>
+        <w:rPr>
+          <w:sz w:val="36"/>
+          <w:szCs w:val="36"/>
+          <w:lang w:val="en-US"/>
+        </w:rPr>
+        <w:t>js</w:t>
+      </w:r>
+      <w:proofErr w:type="spellEnd"/>
+      <w:r>
+        <w:rPr>
+          <w:sz w:val="36"/>
+          <w:szCs w:val="36"/>
+          <w:lang w:val="en-US"/>
+        </w:rPr>
+        <w:t xml:space="preserve"> itself.</w:t>
+      </w:r>
+    </w:p>
+    <w:p>
+      <w:pPr>
+        <w:rPr>
+          <w:sz w:val="36"/>
+          <w:szCs w:val="36"/>
+          <w:lang w:val="en-US"/>
+        </w:rPr>
+      </w:pPr>
+      <w:r>
+        <w:rPr>
+          <w:sz w:val="36"/>
+          <w:szCs w:val="36"/>
+          <w:lang w:val="en-US"/>
+        </w:rPr>
+        <w:t>const http= require(“http”)</w:t>
+      </w:r>
+    </w:p>
+    <w:p>
+      <w:pPr>
+        <w:rPr>
+          <w:sz w:val="36"/>
+          <w:szCs w:val="36"/>
+          <w:lang w:val="en-US"/>
+        </w:rPr>
+      </w:pPr>
+      <w:r>
+        <w:rPr>
+          <w:sz w:val="36"/>
+          <w:szCs w:val="36"/>
+          <w:lang w:val="en-US"/>
+        </w:rPr>
+        <w:t>If we are using ES6 the remember that import statements will work too.</w:t>
+      </w:r>
+    </w:p>
+    <w:p>
+      <w:pPr>
+        <w:rPr>
+          <w:sz w:val="36"/>
+          <w:szCs w:val="36"/>
+          <w:lang w:val="en-US"/>
+        </w:rPr>
+      </w:pPr>
+      <w:r>
+        <w:rPr>
+          <w:sz w:val="36"/>
+          <w:szCs w:val="36"/>
+          <w:lang w:val="en-US"/>
+        </w:rPr>
+        <w:t>Then.</w:t>
+      </w:r>
+    </w:p>
+    <w:p>
+      <w:pPr>
+        <w:rPr>
+          <w:sz w:val="36"/>
+          <w:szCs w:val="36"/>
+          <w:lang w:val="en-US"/>
+        </w:rPr>
+      </w:pPr>
+      <w:proofErr w:type="spellStart"/>
+      <w:r>
+        <w:rPr>
+          <w:sz w:val="36"/>
+          <w:szCs w:val="36"/>
+          <w:lang w:val="en-US"/>
+        </w:rPr>
+        <w:lastRenderedPageBreak/>
+        <w:t>http.createServer</w:t>
+      </w:r>
+      <w:proofErr w:type="spellEnd"/>
+      <w:r>
+        <w:rPr>
+          <w:sz w:val="36"/>
+          <w:szCs w:val="36"/>
+          <w:lang w:val="en-US"/>
+        </w:rPr>
+        <w:t>(“</w:t>
+      </w:r>
+      <w:proofErr w:type="spellStart"/>
+      <w:r>
+        <w:rPr>
+          <w:sz w:val="36"/>
+          <w:szCs w:val="36"/>
+          <w:lang w:val="en-US"/>
+        </w:rPr>
+        <w:t>req”,”res</w:t>
+      </w:r>
+      <w:proofErr w:type="spellEnd"/>
+      <w:r>
+        <w:rPr>
+          <w:sz w:val="36"/>
+          <w:szCs w:val="36"/>
+          <w:lang w:val="en-US"/>
+        </w:rPr>
+        <w:t>”)</w:t>
+      </w:r>
+      <w:r>
+        <w:rPr>
+          <w:sz w:val="36"/>
+          <w:szCs w:val="36"/>
+          <w:lang w:val="en-US"/>
+        </w:rPr>
+        <w:sym w:font="Wingdings" w:char="F0E8"/>
+      </w:r>
+    </w:p>
+    <w:p>
+      <w:pPr>
+        <w:rPr>
+          <w:sz w:val="36"/>
+          <w:szCs w:val="36"/>
+          <w:lang w:val="en-US"/>
+        </w:rPr>
+      </w:pPr>
+      <w:r>
+        <w:rPr>
+          <w:sz w:val="36"/>
+          <w:szCs w:val="36"/>
+          <w:lang w:val="en-US"/>
+        </w:rPr>
+        <w:t>{</w:t>
+      </w:r>
+    </w:p>
+    <w:p>
+      <w:pPr>
+        <w:rPr>
+          <w:sz w:val="36"/>
+          <w:szCs w:val="36"/>
+          <w:lang w:val="en-US"/>
+        </w:rPr>
+      </w:pPr>
+      <w:proofErr w:type="spellStart"/>
+      <w:r>
+        <w:rPr>
+          <w:sz w:val="36"/>
+          <w:szCs w:val="36"/>
+          <w:lang w:val="en-US"/>
+        </w:rPr>
+        <w:t>res.send</w:t>
+      </w:r>
+      <w:proofErr w:type="spellEnd"/>
+      <w:r>
+        <w:rPr>
+          <w:sz w:val="36"/>
+          <w:szCs w:val="36"/>
+          <w:lang w:val="en-US"/>
+        </w:rPr>
+        <w:t>(“Server Created”)</w:t>
+      </w:r>
+    </w:p>
+    <w:p>
+      <w:pPr>
+        <w:rPr>
+          <w:sz w:val="36"/>
+          <w:szCs w:val="36"/>
+          <w:lang w:val="en-US"/>
+        </w:rPr>
+      </w:pPr>
+      <w:proofErr w:type="spellStart"/>
+      <w:r>
+        <w:rPr>
+          <w:sz w:val="36"/>
+          <w:szCs w:val="36"/>
+          <w:lang w:val="en-US"/>
+        </w:rPr>
+        <w:t>res.end</w:t>
+      </w:r>
+      <w:proofErr w:type="spellEnd"/>
+      <w:r>
+        <w:rPr>
+          <w:sz w:val="36"/>
+          <w:szCs w:val="36"/>
+          <w:lang w:val="en-US"/>
+        </w:rPr>
+        <w:t>(“Ending Program”)</w:t>
+      </w:r>
+    </w:p>
+    <w:p>
+      <w:pPr>
+        <w:rPr>
+          <w:sz w:val="36"/>
+          <w:szCs w:val="36"/>
+          <w:lang w:val="en-US"/>
+        </w:rPr>
+      </w:pPr>
+      <w:r>
+        <w:rPr>
+          <w:sz w:val="36"/>
+          <w:szCs w:val="36"/>
+          <w:lang w:val="en-US"/>
+        </w:rPr>
+        <w:t>}.</w:t>
+      </w:r>
+    </w:p>
+    <w:p>
+      <w:pPr>
+        <w:rPr>
+          <w:sz w:val="36"/>
+          <w:szCs w:val="36"/>
+          <w:lang w:val="en-US"/>
+        </w:rPr>
+      </w:pPr>
+      <w:proofErr w:type="spellStart"/>
+      <w:r>
+        <w:rPr>
+          <w:sz w:val="36"/>
+          <w:szCs w:val="36"/>
+          <w:lang w:val="en-US"/>
+        </w:rPr>
+        <w:t>http.listen</w:t>
+      </w:r>
+      <w:proofErr w:type="spellEnd"/>
+      <w:r>
+        <w:rPr>
+          <w:sz w:val="36"/>
+          <w:szCs w:val="36"/>
+          <w:lang w:val="en-US"/>
+        </w:rPr>
+        <w:t>(3000(</w:t>
+      </w:r>
+      <w:r>
+        <w:rPr>
+          <w:sz w:val="36"/>
+          <w:szCs w:val="36"/>
+          <w:lang w:val="en-US"/>
+        </w:rPr>
+        <w:sym w:font="Wingdings" w:char="F0E8"/>
+      </w:r>
+      <w:r>
+        <w:rPr>
+          <w:sz w:val="36"/>
+          <w:szCs w:val="36"/>
+          <w:lang w:val="en-US"/>
+        </w:rPr>
+        <w:t>{</w:t>
+      </w:r>
+    </w:p>
+    <w:p>
+      <w:pPr>
+        <w:rPr>
+          <w:sz w:val="36"/>
+          <w:szCs w:val="36"/>
+          <w:lang w:val="en-US"/>
+        </w:rPr>
+      </w:pPr>
+      <w:proofErr w:type="spellStart"/>
+      <w:r>
+        <w:rPr>
+          <w:sz w:val="36"/>
+          <w:szCs w:val="36"/>
+          <w:lang w:val="en-US"/>
+        </w:rPr>
+        <w:t>res.send</w:t>
+      </w:r>
+      <w:proofErr w:type="spellEnd"/>
+      <w:r>
+        <w:rPr>
+          <w:sz w:val="36"/>
+          <w:szCs w:val="36"/>
+          <w:lang w:val="en-US"/>
+        </w:rPr>
+        <w:t>(“Port no 3000 is running”)</w:t>
+      </w:r>
+    </w:p>
+    <w:p>
+      <w:pPr>
+        <w:rPr>
+          <w:sz w:val="36"/>
+          <w:szCs w:val="36"/>
+          <w:lang w:val="en-US"/>
+        </w:rPr>
+      </w:pPr>
+      <w:r>
+        <w:rPr>
+          <w:sz w:val="36"/>
+          <w:szCs w:val="36"/>
+          <w:lang w:val="en-US"/>
+        </w:rPr>
+        <w:t>}</w:t>
+      </w:r>
+    </w:p>
+    <w:p>
+      <w:pPr>
+        <w:rPr>
+          <w:sz w:val="36"/>
+          <w:szCs w:val="36"/>
+          <w:lang w:val="en-US"/>
+        </w:rPr>
+      </w:pPr>
+    </w:p>
+    <w:p>
+      <w:pPr>
+        <w:rPr>
+          <w:sz w:val="36"/>
+          <w:szCs w:val="36"/>
+          <w:lang w:val="en-US"/>
+        </w:rPr>
+      </w:pPr>
+      <w:r>
+        <w:rPr>
+          <w:sz w:val="36"/>
+          <w:szCs w:val="36"/>
+          <w:lang w:val="en-US"/>
+        </w:rPr>
+        <w:t xml:space="preserve">4)NPM is called node package manager </w:t>
+      </w:r>
+      <w:r>
+        <w:rPr>
+          <w:sz w:val="36"/>
+          <w:szCs w:val="36"/>
+          <w:lang w:val="en-US"/>
+        </w:rPr>
+        <w:sym w:font="Wingdings" w:char="F0E0"/>
+      </w:r>
+      <w:r>
+        <w:rPr>
+          <w:sz w:val="36"/>
+          <w:szCs w:val="36"/>
+          <w:lang w:val="en-US"/>
+        </w:rPr>
+        <w:t xml:space="preserve">so what the package manager does </w:t>
+      </w:r>
+      <w:r>
+        <w:rPr>
+          <w:sz w:val="36"/>
+          <w:szCs w:val="36"/>
+          <w:lang w:val="en-US"/>
+        </w:rPr>
+        <w:t>it. It</w:t>
+      </w:r>
+      <w:r>
+        <w:rPr>
+          <w:sz w:val="36"/>
+          <w:szCs w:val="36"/>
+          <w:lang w:val="en-US"/>
+        </w:rPr>
+        <w:t xml:space="preserve"> reads the </w:t>
+      </w:r>
+      <w:r>
+        <w:rPr>
+          <w:sz w:val="36"/>
+          <w:szCs w:val="36"/>
+          <w:lang w:val="en-US"/>
+        </w:rPr>
+        <w:t>package.json</w:t>
+      </w:r>
+      <w:r>
+        <w:rPr>
+          <w:sz w:val="36"/>
+          <w:szCs w:val="36"/>
+          <w:lang w:val="en-US"/>
+        </w:rPr>
+        <w:t xml:space="preserve"> files and installs all that is required by the project in the node_modules folder. </w:t>
+      </w:r>
+      <w:r>
+        <w:rPr>
+          <w:sz w:val="36"/>
+          <w:szCs w:val="36"/>
+          <w:lang w:val="en-US"/>
+        </w:rPr>
+        <w:t xml:space="preserve">package. </w:t>
+      </w:r>
+      <w:proofErr w:type="spellStart"/>
+      <w:r>
+        <w:rPr>
+          <w:sz w:val="36"/>
+          <w:szCs w:val="36"/>
+          <w:lang w:val="en-US"/>
+        </w:rPr>
+        <w:t>json</w:t>
+      </w:r>
+      <w:proofErr w:type="spellEnd"/>
+      <w:r>
+        <w:rPr>
+          <w:sz w:val="36"/>
+          <w:szCs w:val="36"/>
+          <w:lang w:val="en-US"/>
+        </w:rPr>
+        <w:t xml:space="preserve"> mentions all the dependencies that it has to install.</w:t>
+      </w:r>
+    </w:p>
+    <w:p>
+      <w:pPr>
+        <w:rPr>
+          <w:sz w:val="36"/>
+          <w:szCs w:val="36"/>
+          <w:lang w:val="en-US"/>
+        </w:rPr>
+      </w:pPr>
+      <w:r>
+        <w:rPr>
+          <w:sz w:val="36"/>
+          <w:szCs w:val="36"/>
+          <w:lang w:val="en-US"/>
+        </w:rPr>
+        <w:t>Dependencies are the core dependencies required for your project to work for example react-router which you have installed. Dev dependencies are development related dependencies which are related to the main dependencies.</w:t>
+      </w:r>
+    </w:p>
+    <w:p>
+      <w:pPr>
+        <w:rPr>
+          <w:sz w:val="36"/>
+          <w:szCs w:val="36"/>
+          <w:lang w:val="en-US"/>
+        </w:rPr>
+      </w:pPr>
+    </w:p>
+    <w:p>
+      <w:pPr>
+        <w:rPr>
+          <w:sz w:val="36"/>
+          <w:szCs w:val="36"/>
+          <w:lang w:val="en-US"/>
+        </w:rPr>
+      </w:pPr>
+      <w:r>
+        <w:rPr>
+          <w:sz w:val="36"/>
+          <w:szCs w:val="36"/>
+          <w:lang w:val="en-US"/>
+        </w:rPr>
+        <w:t xml:space="preserve">5) Package.json has all the </w:t>
+      </w:r>
+      <w:r>
+        <w:rPr>
+          <w:sz w:val="36"/>
+          <w:szCs w:val="36"/>
+          <w:lang w:val="en-US"/>
+        </w:rPr>
+        <w:t>dependencies,</w:t>
+      </w:r>
+      <w:r>
+        <w:rPr>
+          <w:sz w:val="36"/>
+          <w:szCs w:val="36"/>
+          <w:lang w:val="en-US"/>
+        </w:rPr>
+        <w:t xml:space="preserve"> dev dependencies, </w:t>
+      </w:r>
+      <w:r>
+        <w:rPr>
+          <w:sz w:val="36"/>
+          <w:szCs w:val="36"/>
+          <w:lang w:val="en-US"/>
+        </w:rPr>
+        <w:t>versions,</w:t>
+      </w:r>
+      <w:r>
+        <w:rPr>
+          <w:sz w:val="36"/>
+          <w:szCs w:val="36"/>
+          <w:lang w:val="en-US"/>
+        </w:rPr>
+        <w:t xml:space="preserve"> script that are used all is in </w:t>
+      </w:r>
+      <w:r>
+        <w:rPr>
+          <w:sz w:val="36"/>
+          <w:szCs w:val="36"/>
+          <w:lang w:val="en-US"/>
+        </w:rPr>
+        <w:t>package.json</w:t>
+      </w:r>
+      <w:r>
+        <w:rPr>
+          <w:sz w:val="36"/>
+          <w:szCs w:val="36"/>
+          <w:lang w:val="en-US"/>
+        </w:rPr>
+        <w:t xml:space="preserve">. We can see it as a backbone file of your </w:t>
+      </w:r>
+      <w:r>
+        <w:rPr>
+          <w:sz w:val="36"/>
+          <w:szCs w:val="36"/>
+          <w:lang w:val="en-US"/>
+        </w:rPr>
+        <w:lastRenderedPageBreak/>
+        <w:t>project comprising with all the important information of your project.</w:t>
+      </w:r>
+    </w:p>
+    <w:p>
+      <w:pPr>
+        <w:rPr>
+          <w:sz w:val="36"/>
+          <w:szCs w:val="36"/>
+          <w:lang w:val="en-US"/>
+        </w:rPr>
+      </w:pPr>
+      <w:r>
+        <w:rPr>
+          <w:sz w:val="36"/>
+          <w:szCs w:val="36"/>
+          <w:lang w:val="en-US"/>
+        </w:rPr>
+        <w:t xml:space="preserve">package-lock.json generally never comes into picture. Only comes in when there is a version </w:t>
+      </w:r>
+      <w:r>
+        <w:rPr>
+          <w:sz w:val="36"/>
+          <w:szCs w:val="36"/>
+          <w:lang w:val="en-US"/>
+        </w:rPr>
+        <w:t>mismatch.</w:t>
+      </w:r>
+      <w:r>
+        <w:rPr>
+          <w:sz w:val="36"/>
+          <w:szCs w:val="36"/>
+          <w:lang w:val="en-US"/>
+        </w:rPr>
+        <w:t xml:space="preserve"> In can of version mismatch the package-lock.json file is </w:t>
+      </w:r>
+      <w:r>
+        <w:rPr>
+          <w:sz w:val="36"/>
+          <w:szCs w:val="36"/>
+          <w:lang w:val="en-US"/>
+        </w:rPr>
+        <w:t>looked. Ex</w:t>
+      </w:r>
+      <w:r>
+        <w:rPr>
+          <w:sz w:val="36"/>
+          <w:szCs w:val="36"/>
+          <w:lang w:val="en-US"/>
+        </w:rPr>
+        <w:t xml:space="preserve"> when a node version.</w:t>
+      </w:r>
+    </w:p>
+    <w:p>
+      <w:pPr>
+        <w:rPr>
+          <w:sz w:val="36"/>
+          <w:szCs w:val="36"/>
+          <w:lang w:val="en-US"/>
+        </w:rPr>
+      </w:pPr>
+    </w:p>
+    <w:p>
+      <w:pPr>
+        <w:rPr>
+          <w:sz w:val="36"/>
+          <w:szCs w:val="36"/>
+          <w:lang w:val="en-US"/>
+        </w:rPr>
+      </w:pPr>
+      <w:r>
+        <w:rPr>
+          <w:sz w:val="36"/>
+          <w:szCs w:val="36"/>
+          <w:lang w:val="en-US"/>
+        </w:rPr>
+        <w:t>6)Express</w:t>
+      </w:r>
+      <w:r>
+        <w:rPr>
+          <w:sz w:val="36"/>
+          <w:szCs w:val="36"/>
+          <w:lang w:val="en-US"/>
+        </w:rPr>
+        <w:t>.</w:t>
+      </w:r>
+      <w:r>
+        <w:rPr>
+          <w:sz w:val="36"/>
+          <w:szCs w:val="36"/>
+          <w:lang w:val="en-US"/>
+        </w:rPr>
+        <w:t xml:space="preserve">js is a </w:t>
+      </w:r>
+      <w:r>
+        <w:rPr>
+          <w:sz w:val="36"/>
+          <w:szCs w:val="36"/>
+          <w:lang w:val="en-US"/>
+        </w:rPr>
+        <w:t>fast,</w:t>
+      </w:r>
+      <w:r>
+        <w:rPr>
+          <w:sz w:val="36"/>
+          <w:szCs w:val="36"/>
+          <w:lang w:val="en-US"/>
+        </w:rPr>
+        <w:t xml:space="preserve"> reliable and flexible </w:t>
+      </w:r>
+      <w:r>
+        <w:rPr>
+          <w:sz w:val="36"/>
+          <w:szCs w:val="36"/>
+          <w:lang w:val="en-US"/>
+        </w:rPr>
+        <w:t>web framework</w:t>
+      </w:r>
+      <w:r>
+        <w:rPr>
+          <w:sz w:val="36"/>
+          <w:szCs w:val="36"/>
+          <w:lang w:val="en-US"/>
+        </w:rPr>
+        <w:t xml:space="preserve"> for node</w:t>
+      </w:r>
+      <w:r>
+        <w:rPr>
+          <w:sz w:val="36"/>
+          <w:szCs w:val="36"/>
+          <w:lang w:val="en-US"/>
+        </w:rPr>
+        <w:t>.</w:t>
+      </w:r>
+      <w:r>
+        <w:rPr>
+          <w:sz w:val="36"/>
+          <w:szCs w:val="36"/>
+          <w:lang w:val="en-US"/>
+        </w:rPr>
+        <w:t>js.</w:t>
+      </w:r>
+    </w:p>
+    <w:p>
+      <w:pPr>
+        <w:rPr>
+          <w:sz w:val="36"/>
+          <w:szCs w:val="36"/>
+          <w:lang w:val="en-US"/>
+        </w:rPr>
+      </w:pPr>
+      <w:r>
+        <w:rPr>
+          <w:sz w:val="36"/>
+          <w:szCs w:val="36"/>
+          <w:lang w:val="en-US"/>
+        </w:rPr>
+        <w:t xml:space="preserve">The advantages of </w:t>
+      </w:r>
+      <w:r>
+        <w:rPr>
+          <w:sz w:val="36"/>
+          <w:szCs w:val="36"/>
+          <w:lang w:val="en-US"/>
+        </w:rPr>
+        <w:t>express</w:t>
+      </w:r>
+      <w:r>
+        <w:rPr>
+          <w:sz w:val="36"/>
+          <w:szCs w:val="36"/>
+          <w:lang w:val="en-US"/>
+        </w:rPr>
+        <w:t xml:space="preserve"> over http module</w:t>
+      </w:r>
+    </w:p>
+    <w:p>
+      <w:pPr>
+        <w:rPr>
+          <w:sz w:val="36"/>
+          <w:szCs w:val="36"/>
+          <w:lang w:val="en-US"/>
+        </w:rPr>
+      </w:pPr>
+      <w:r>
+        <w:rPr>
+          <w:sz w:val="36"/>
+          <w:szCs w:val="36"/>
+          <w:lang w:val="en-US"/>
+        </w:rPr>
+        <w:t xml:space="preserve">1)Cleaner and code </w:t>
+      </w:r>
+    </w:p>
+    <w:p>
+      <w:pPr>
+        <w:rPr>
+          <w:sz w:val="36"/>
+          <w:szCs w:val="36"/>
+          <w:lang w:val="en-US"/>
+        </w:rPr>
+      </w:pPr>
+      <w:r>
+        <w:rPr>
+          <w:sz w:val="36"/>
+          <w:szCs w:val="36"/>
+          <w:lang w:val="en-US"/>
+        </w:rPr>
+        <w:t>2)Better and cleaner routing</w:t>
+      </w:r>
+    </w:p>
+    <w:p>
+      <w:pPr>
+        <w:rPr>
+          <w:sz w:val="36"/>
+          <w:szCs w:val="36"/>
+          <w:lang w:val="en-US"/>
+        </w:rPr>
+      </w:pPr>
+      <w:r>
+        <w:rPr>
+          <w:sz w:val="36"/>
+          <w:szCs w:val="36"/>
+          <w:lang w:val="en-US"/>
+        </w:rPr>
+        <w:t>3)Middleware support</w:t>
+      </w:r>
+    </w:p>
+    <w:p>
+      <w:pPr>
+        <w:rPr>
+          <w:sz w:val="36"/>
+          <w:szCs w:val="36"/>
+          <w:lang w:val="en-US"/>
+        </w:rPr>
+      </w:pPr>
+      <w:r>
+        <w:rPr>
+          <w:sz w:val="36"/>
+          <w:szCs w:val="36"/>
+          <w:lang w:val="en-US"/>
+        </w:rPr>
+        <w:t>4)Better API integration support</w:t>
+      </w:r>
+    </w:p>
+    <w:p>
+      <w:pPr>
+        <w:rPr>
+          <w:sz w:val="36"/>
+          <w:szCs w:val="36"/>
+          <w:lang w:val="en-US"/>
+        </w:rPr>
+      </w:pPr>
+    </w:p>
+    <w:p>
+      <w:pPr>
+        <w:rPr>
+          <w:sz w:val="36"/>
+          <w:szCs w:val="36"/>
+          <w:lang w:val="en-US"/>
+        </w:rPr>
+      </w:pPr>
+      <w:r>
+        <w:rPr>
+          <w:sz w:val="36"/>
+          <w:szCs w:val="36"/>
+          <w:lang w:val="en-US"/>
+        </w:rPr>
+        <w:t>7)</w:t>
+      </w:r>
+    </w:p>
+    <w:p>
+      <w:pPr>
+        <w:rPr>
+          <w:sz w:val="36"/>
+          <w:szCs w:val="36"/>
+          <w:lang w:val="en-US"/>
+        </w:rPr>
+      </w:pPr>
+      <w:r>
+        <w:rPr>
+          <w:sz w:val="36"/>
+          <w:szCs w:val="36"/>
+          <w:lang w:val="en-US"/>
+        </w:rPr>
+        <w:t>Creating express server</w:t>
+      </w:r>
+    </w:p>
+    <w:p>
+      <w:pPr>
+        <w:rPr>
+          <w:sz w:val="36"/>
+          <w:szCs w:val="36"/>
+          <w:lang w:val="en-US"/>
+        </w:rPr>
+      </w:pPr>
+    </w:p>
+    <w:p>
+      <w:pPr>
+        <w:rPr>
+          <w:sz w:val="36"/>
+          <w:szCs w:val="36"/>
+          <w:lang w:val="en-US"/>
+        </w:rPr>
+      </w:pPr>
+      <w:r>
+        <w:rPr>
+          <w:sz w:val="36"/>
+          <w:szCs w:val="36"/>
+          <w:lang w:val="en-US"/>
+        </w:rPr>
+        <w:t>const express= require(“express”);</w:t>
+      </w:r>
+    </w:p>
+    <w:p>
+      <w:pPr>
+        <w:rPr>
+          <w:sz w:val="36"/>
+          <w:szCs w:val="36"/>
+          <w:lang w:val="en-US"/>
+        </w:rPr>
+      </w:pPr>
+      <w:r>
+        <w:rPr>
+          <w:sz w:val="36"/>
+          <w:szCs w:val="36"/>
+          <w:lang w:val="en-US"/>
+        </w:rPr>
+        <w:t>const api=</w:t>
+      </w:r>
+      <w:r>
+        <w:rPr>
+          <w:sz w:val="36"/>
+          <w:szCs w:val="36"/>
+          <w:lang w:val="en-US"/>
+        </w:rPr>
+        <w:t>express (</w:t>
+      </w:r>
+      <w:r>
+        <w:rPr>
+          <w:sz w:val="36"/>
+          <w:szCs w:val="36"/>
+          <w:lang w:val="en-US"/>
+        </w:rPr>
+        <w:t>);</w:t>
+      </w:r>
+    </w:p>
+    <w:p>
+      <w:pPr>
+        <w:rPr>
+          <w:sz w:val="36"/>
+          <w:szCs w:val="36"/>
+          <w:lang w:val="en-US"/>
+        </w:rPr>
+      </w:pPr>
+    </w:p>
+    <w:p>
+      <w:pPr>
+        <w:rPr>
+          <w:sz w:val="36"/>
+          <w:szCs w:val="36"/>
+          <w:lang w:val="en-US"/>
+        </w:rPr>
+      </w:pPr>
+    </w:p>
+    <w:p>
+      <w:pPr>
+        <w:rPr>
+          <w:sz w:val="36"/>
+          <w:szCs w:val="36"/>
+          <w:lang w:val="en-US"/>
+        </w:rPr>
+      </w:pPr>
+      <w:r>
+        <w:rPr>
+          <w:sz w:val="36"/>
+          <w:szCs w:val="36"/>
+          <w:lang w:val="en-US"/>
+        </w:rPr>
+        <w:lastRenderedPageBreak/>
+        <w:t>user</w:t>
+      </w:r>
+      <w:r>
+        <w:rPr>
+          <w:sz w:val="36"/>
+          <w:szCs w:val="36"/>
+          <w:lang w:val="en-US"/>
+        </w:rPr>
+        <w:t>=[</w:t>
+      </w:r>
+    </w:p>
+    <w:p>
+      <w:pPr>
+        <w:rPr>
+          <w:sz w:val="36"/>
+          <w:szCs w:val="36"/>
+          <w:lang w:val="en-US"/>
+        </w:rPr>
+      </w:pPr>
+      <w:r>
+        <w:rPr>
+          <w:sz w:val="36"/>
+          <w:szCs w:val="36"/>
+          <w:lang w:val="en-US"/>
+        </w:rPr>
+        <w:t>{</w:t>
+      </w:r>
+    </w:p>
+    <w:p>
+      <w:pPr>
+        <w:rPr>
+          <w:sz w:val="36"/>
+          <w:szCs w:val="36"/>
+          <w:lang w:val="en-US"/>
+        </w:rPr>
+      </w:pPr>
+      <w:r>
+        <w:rPr>
+          <w:sz w:val="36"/>
+          <w:szCs w:val="36"/>
+          <w:lang w:val="en-US"/>
+        </w:rPr>
+        <w:t>name: “Advait”,</w:t>
+      </w:r>
+    </w:p>
+    <w:p>
+      <w:pPr>
+        <w:rPr>
+          <w:sz w:val="36"/>
+          <w:szCs w:val="36"/>
+          <w:lang w:val="en-US"/>
+        </w:rPr>
+      </w:pPr>
+      <w:r>
+        <w:rPr>
+          <w:sz w:val="36"/>
+          <w:szCs w:val="36"/>
+          <w:lang w:val="en-US"/>
+        </w:rPr>
+        <w:t xml:space="preserve">email: </w:t>
+      </w:r>
+      <w:hyperlink r:id="rId5" w:history="1">
+        <w:r>
+          <w:rPr>
+            <w:rStyle w:val="Hyperlink"/>
+            <w:sz w:val="36"/>
+            <w:szCs w:val="36"/>
+            <w:lang w:val="en-US"/>
+          </w:rPr>
+          <w:t>advaitnaik23@gmail.com</w:t>
+        </w:r>
+      </w:hyperlink>
+    </w:p>
+    <w:p>
+      <w:pPr>
+        <w:rPr>
+          <w:sz w:val="36"/>
+          <w:szCs w:val="36"/>
+          <w:lang w:val="en-US"/>
+        </w:rPr>
+      </w:pPr>
+      <w:r>
+        <w:rPr>
+          <w:sz w:val="36"/>
+          <w:szCs w:val="36"/>
+          <w:lang w:val="en-US"/>
+        </w:rPr>
+        <w:t>}</w:t>
+      </w:r>
+      <w:r>
+        <w:rPr>
+          <w:sz w:val="36"/>
+          <w:szCs w:val="36"/>
+          <w:lang w:val="en-US"/>
+        </w:rPr>
+        <w:t>,</w:t>
+      </w:r>
+    </w:p>
+    <w:p>
+      <w:pPr>
+        <w:rPr>
+          <w:sz w:val="36"/>
+          <w:szCs w:val="36"/>
+          <w:lang w:val="en-US"/>
+        </w:rPr>
+      </w:pPr>
+      <w:r>
+        <w:rPr>
+          <w:sz w:val="36"/>
+          <w:szCs w:val="36"/>
+          <w:lang w:val="en-US"/>
+        </w:rPr>
+        <w:t>{</w:t>
+      </w:r>
+    </w:p>
+    <w:p>
+      <w:pPr>
+        <w:rPr>
+          <w:sz w:val="36"/>
+          <w:szCs w:val="36"/>
+          <w:lang w:val="en-US"/>
+        </w:rPr>
+      </w:pPr>
+      <w:r>
+        <w:rPr>
+          <w:sz w:val="36"/>
+          <w:szCs w:val="36"/>
+          <w:lang w:val="en-US"/>
+        </w:rPr>
+        <w:t>name: “</w:t>
+      </w:r>
+      <w:r>
+        <w:rPr>
+          <w:sz w:val="36"/>
+          <w:szCs w:val="36"/>
+          <w:lang w:val="en-US"/>
+        </w:rPr>
+        <w:t>Saurabh</w:t>
+      </w:r>
+      <w:r>
+        <w:rPr>
+          <w:sz w:val="36"/>
+          <w:szCs w:val="36"/>
+          <w:lang w:val="en-US"/>
+        </w:rPr>
+        <w:t>”,</w:t>
+      </w:r>
+    </w:p>
+    <w:p>
+      <w:pPr>
+        <w:rPr>
+          <w:sz w:val="36"/>
+          <w:szCs w:val="36"/>
+          <w:lang w:val="en-US"/>
+        </w:rPr>
+      </w:pPr>
+      <w:r>
+        <w:rPr>
+          <w:sz w:val="36"/>
+          <w:szCs w:val="36"/>
+          <w:lang w:val="en-US"/>
+        </w:rPr>
+        <w:t xml:space="preserve">email: </w:t>
+      </w:r>
+      <w:r>
+        <w:rPr>
+          <w:sz w:val="36"/>
+          <w:szCs w:val="36"/>
+          <w:lang w:val="en-US"/>
+        </w:rPr>
+        <w:t>saurabh@gmail.com</w:t>
+      </w:r>
+    </w:p>
+    <w:p>
+      <w:pPr>
+        <w:rPr>
+          <w:sz w:val="36"/>
+          <w:szCs w:val="36"/>
+          <w:lang w:val="en-US"/>
+        </w:rPr>
+      </w:pPr>
+      <w:r>
+        <w:rPr>
+          <w:sz w:val="36"/>
+          <w:szCs w:val="36"/>
+          <w:lang w:val="en-US"/>
+        </w:rPr>
+        <w:t>}</w:t>
+      </w:r>
+    </w:p>
+    <w:p>
+      <w:pPr>
+        <w:rPr>
+          <w:sz w:val="36"/>
+          <w:szCs w:val="36"/>
+          <w:lang w:val="en-US"/>
+        </w:rPr>
+      </w:pPr>
+    </w:p>
+    <w:p>
+      <w:pPr>
+        <w:rPr>
+          <w:sz w:val="36"/>
+          <w:szCs w:val="36"/>
+          <w:lang w:val="en-US"/>
+        </w:rPr>
+      </w:pPr>
+      <w:r>
+        <w:rPr>
+          <w:sz w:val="36"/>
+          <w:szCs w:val="36"/>
+          <w:lang w:val="en-US"/>
+        </w:rPr>
+        <w:t>]</w:t>
+      </w:r>
+    </w:p>
+    <w:p>
+      <w:pPr>
+        <w:rPr>
+          <w:sz w:val="36"/>
+          <w:szCs w:val="36"/>
+          <w:lang w:val="en-US"/>
+        </w:rPr>
+      </w:pPr>
+      <w:proofErr w:type="spellStart"/>
+      <w:r>
+        <w:rPr>
+          <w:sz w:val="36"/>
+          <w:szCs w:val="36"/>
+          <w:lang w:val="en-US"/>
+        </w:rPr>
+        <w:t>api.get</w:t>
+      </w:r>
+      <w:proofErr w:type="spellEnd"/>
+      <w:r>
+        <w:rPr>
+          <w:sz w:val="36"/>
+          <w:szCs w:val="36"/>
+          <w:lang w:val="en-US"/>
+        </w:rPr>
+        <w:t>(“/users”, (</w:t>
+      </w:r>
+      <w:proofErr w:type="spellStart"/>
+      <w:r>
+        <w:rPr>
+          <w:sz w:val="36"/>
+          <w:szCs w:val="36"/>
+          <w:lang w:val="en-US"/>
+        </w:rPr>
+        <w:t>req,res</w:t>
+      </w:r>
+      <w:proofErr w:type="spellEnd"/>
+      <w:r>
+        <w:rPr>
+          <w:sz w:val="36"/>
+          <w:szCs w:val="36"/>
+          <w:lang w:val="en-US"/>
+        </w:rPr>
+        <w:t>)){</w:t>
+      </w:r>
+    </w:p>
+    <w:p>
+      <w:pPr>
+        <w:rPr>
+          <w:sz w:val="36"/>
+          <w:szCs w:val="36"/>
+          <w:lang w:val="en-US"/>
+        </w:rPr>
+      </w:pPr>
+      <w:r>
+        <w:rPr>
+          <w:sz w:val="36"/>
+          <w:szCs w:val="36"/>
+          <w:lang w:val="en-US"/>
+        </w:rPr>
+        <w:t xml:space="preserve"> const </w:t>
+      </w:r>
+      <w:proofErr w:type="spellStart"/>
+      <w:r>
+        <w:rPr>
+          <w:sz w:val="36"/>
+          <w:szCs w:val="36"/>
+          <w:lang w:val="en-US"/>
+        </w:rPr>
+        <w:t>users</w:t>
+      </w:r>
+      <w:r>
+        <w:rPr>
+          <w:sz w:val="36"/>
+          <w:szCs w:val="36"/>
+          <w:lang w:val="en-US"/>
+        </w:rPr>
+        <w:t>id</w:t>
+      </w:r>
+      <w:proofErr w:type="spellEnd"/>
+      <w:r>
+        <w:rPr>
+          <w:sz w:val="36"/>
+          <w:szCs w:val="36"/>
+          <w:lang w:val="en-US"/>
+        </w:rPr>
+        <w:t xml:space="preserve"> =req.</w:t>
+      </w:r>
+      <w:r>
+        <w:rPr>
+          <w:sz w:val="36"/>
+          <w:szCs w:val="36"/>
+          <w:lang w:val="en-US"/>
+        </w:rPr>
+        <w:t>parms.id</w:t>
+      </w:r>
+      <w:r>
+        <w:rPr>
+          <w:sz w:val="36"/>
+          <w:szCs w:val="36"/>
+          <w:lang w:val="en-US"/>
+        </w:rPr>
+        <w:t>;</w:t>
+      </w:r>
+    </w:p>
+    <w:p>
+      <w:pPr>
+        <w:rPr>
+          <w:sz w:val="36"/>
+          <w:szCs w:val="36"/>
+          <w:lang w:val="en-US"/>
+        </w:rPr>
+      </w:pPr>
+      <w:r>
+        <w:rPr>
+          <w:sz w:val="36"/>
+          <w:szCs w:val="36"/>
+          <w:lang w:val="en-US"/>
+        </w:rPr>
+        <w:t xml:space="preserve">  </w:t>
+      </w:r>
+      <w:proofErr w:type="spellStart"/>
+      <w:r>
+        <w:rPr>
+          <w:sz w:val="36"/>
+          <w:szCs w:val="36"/>
+          <w:lang w:val="en-US"/>
+        </w:rPr>
+        <w:t>res.</w:t>
+      </w:r>
+      <w:r>
+        <w:rPr>
+          <w:sz w:val="36"/>
+          <w:szCs w:val="36"/>
+          <w:lang w:val="en-US"/>
+        </w:rPr>
+        <w:t>send</w:t>
+      </w:r>
+      <w:proofErr w:type="spellEnd"/>
+      <w:r>
+        <w:rPr>
+          <w:sz w:val="36"/>
+          <w:szCs w:val="36"/>
+          <w:lang w:val="en-US"/>
+        </w:rPr>
+        <w:t xml:space="preserve"> </w:t>
+      </w:r>
+      <w:r>
+        <w:rPr>
+          <w:sz w:val="36"/>
+          <w:szCs w:val="36"/>
+          <w:lang w:val="en-US"/>
+        </w:rPr>
+        <w:t>(</w:t>
+      </w:r>
+      <w:r>
+        <w:rPr>
+          <w:sz w:val="36"/>
+          <w:szCs w:val="36"/>
+          <w:lang w:val="en-US"/>
+        </w:rPr>
+        <w:t>student</w:t>
+      </w:r>
+      <w:r>
+        <w:rPr>
+          <w:sz w:val="36"/>
+          <w:szCs w:val="36"/>
+          <w:lang w:val="en-US"/>
+        </w:rPr>
+        <w:t>)</w:t>
+      </w:r>
+    </w:p>
+    <w:p>
+      <w:pPr>
+        <w:rPr>
+          <w:sz w:val="36"/>
+          <w:szCs w:val="36"/>
+          <w:lang w:val="en-US"/>
+        </w:rPr>
+      </w:pPr>
+      <w:r>
+        <w:rPr>
+          <w:sz w:val="36"/>
+          <w:szCs w:val="36"/>
+          <w:lang w:val="en-US"/>
+        </w:rPr>
+        <w:t>}</w:t>
+      </w:r>
+    </w:p>
+    <w:p>
+      <w:pPr>
+        <w:rPr>
+          <w:sz w:val="36"/>
+          <w:szCs w:val="36"/>
+          <w:lang w:val="en-US"/>
+        </w:rPr>
+      </w:pPr>
+    </w:p>
+    <w:p>
+      <w:pPr>
+        <w:rPr>
+          <w:sz w:val="36"/>
+          <w:szCs w:val="36"/>
+          <w:lang w:val="en-US"/>
+        </w:rPr>
+      </w:pPr>
+      <w:proofErr w:type="spellStart"/>
+      <w:r>
+        <w:rPr>
+          <w:sz w:val="36"/>
+          <w:szCs w:val="36"/>
+          <w:lang w:val="en-US"/>
+        </w:rPr>
+        <w:t>api.</w:t>
+      </w:r>
+      <w:r>
+        <w:rPr>
+          <w:sz w:val="36"/>
+          <w:szCs w:val="36"/>
+          <w:lang w:val="en-US"/>
+        </w:rPr>
+        <w:t>post</w:t>
+      </w:r>
+      <w:proofErr w:type="spellEnd"/>
+      <w:r>
+        <w:rPr>
+          <w:sz w:val="36"/>
+          <w:szCs w:val="36"/>
+          <w:lang w:val="en-US"/>
+        </w:rPr>
+        <w:t>(“/users”, (</w:t>
+      </w:r>
+      <w:proofErr w:type="spellStart"/>
+      <w:r>
+        <w:rPr>
+          <w:sz w:val="36"/>
+          <w:szCs w:val="36"/>
+          <w:lang w:val="en-US"/>
+        </w:rPr>
+        <w:t>req,res</w:t>
+      </w:r>
+      <w:proofErr w:type="spellEnd"/>
+      <w:r>
+        <w:rPr>
+          <w:sz w:val="36"/>
+          <w:szCs w:val="36"/>
+          <w:lang w:val="en-US"/>
+        </w:rPr>
+        <w:t>)){</w:t>
+      </w:r>
+    </w:p>
+    <w:p>
+      <w:pPr>
+        <w:rPr>
+          <w:sz w:val="36"/>
+          <w:szCs w:val="36"/>
+          <w:lang w:val="en-US"/>
+        </w:rPr>
+      </w:pPr>
+      <w:r>
+        <w:rPr>
+          <w:sz w:val="36"/>
+          <w:szCs w:val="36"/>
+          <w:lang w:val="en-US"/>
+        </w:rPr>
+        <w:t xml:space="preserve"> </w:t>
+      </w:r>
+      <w:r>
+        <w:rPr>
+          <w:sz w:val="36"/>
+          <w:szCs w:val="36"/>
+          <w:lang w:val="en-US"/>
+        </w:rPr>
+        <w:t xml:space="preserve">const </w:t>
+      </w:r>
+      <w:r>
+        <w:rPr>
+          <w:sz w:val="36"/>
+          <w:szCs w:val="36"/>
+          <w:lang w:val="en-US"/>
+        </w:rPr>
+        <w:t>[</w:t>
+      </w:r>
+      <w:proofErr w:type="spellStart"/>
+      <w:r>
+        <w:rPr>
+          <w:sz w:val="36"/>
+          <w:szCs w:val="36"/>
+          <w:lang w:val="en-US"/>
+        </w:rPr>
+        <w:t>email,password,userid</w:t>
+      </w:r>
+      <w:proofErr w:type="spellEnd"/>
+      <w:r>
+        <w:rPr>
+          <w:sz w:val="36"/>
+          <w:szCs w:val="36"/>
+          <w:lang w:val="en-US"/>
+        </w:rPr>
+        <w:t>]</w:t>
+      </w:r>
+      <w:r>
+        <w:rPr>
+          <w:sz w:val="36"/>
+          <w:szCs w:val="36"/>
+          <w:lang w:val="en-US"/>
+        </w:rPr>
+        <w:t>= req</w:t>
+      </w:r>
+      <w:r>
+        <w:rPr>
+          <w:sz w:val="36"/>
+          <w:szCs w:val="36"/>
+          <w:lang w:val="en-US"/>
+        </w:rPr>
+        <w:t>.body</w:t>
+      </w:r>
+    </w:p>
+    <w:p>
+      <w:pPr>
+        <w:rPr>
+          <w:sz w:val="36"/>
+          <w:szCs w:val="36"/>
+          <w:lang w:val="en-US"/>
+        </w:rPr>
+      </w:pPr>
+      <w:r>
+        <w:rPr>
+          <w:sz w:val="36"/>
+          <w:szCs w:val="36"/>
+          <w:lang w:val="en-US"/>
+        </w:rPr>
+        <w:t>if</w:t>
+      </w:r>
+      <w:r>
+        <w:rPr>
+          <w:sz w:val="36"/>
+          <w:szCs w:val="36"/>
+          <w:lang w:val="en-US"/>
+        </w:rPr>
+        <w:t xml:space="preserve">(! </w:t>
+      </w:r>
+      <w:proofErr w:type="spellStart"/>
+      <w:r>
+        <w:rPr>
+          <w:sz w:val="36"/>
+          <w:szCs w:val="36"/>
+          <w:lang w:val="en-US"/>
+        </w:rPr>
+        <w:t>userid</w:t>
+      </w:r>
+      <w:proofErr w:type="spellEnd"/>
+      <w:r>
+        <w:rPr>
+          <w:sz w:val="36"/>
+          <w:szCs w:val="36"/>
+          <w:lang w:val="en-US"/>
+        </w:rPr>
+        <w:t>){</w:t>
+      </w:r>
+    </w:p>
+    <w:p>
+      <w:pPr>
+        <w:rPr>
+          <w:sz w:val="36"/>
+          <w:szCs w:val="36"/>
+          <w:lang w:val="en-US"/>
+        </w:rPr>
+      </w:pPr>
+      <w:r>
+        <w:rPr>
+          <w:sz w:val="36"/>
+          <w:szCs w:val="36"/>
+          <w:lang w:val="en-US"/>
+        </w:rPr>
+        <w:t>res. status</w:t>
+      </w:r>
+      <w:r>
+        <w:rPr>
+          <w:sz w:val="36"/>
+          <w:szCs w:val="36"/>
+          <w:lang w:val="en-US"/>
+        </w:rPr>
+        <w:t>(400).send(“User not found”)</w:t>
+      </w:r>
+      <w:r>
+        <w:rPr>
+          <w:sz w:val="36"/>
+          <w:szCs w:val="36"/>
+          <w:lang w:val="en-US"/>
+        </w:rPr>
+        <w:t>;</w:t>
+      </w:r>
+    </w:p>
+    <w:p>
+      <w:pPr>
+        <w:rPr>
+          <w:sz w:val="36"/>
+          <w:szCs w:val="36"/>
+          <w:lang w:val="en-US"/>
+        </w:rPr>
+      </w:pPr>
+      <w:r>
+        <w:rPr>
+          <w:sz w:val="36"/>
+          <w:szCs w:val="36"/>
+          <w:lang w:val="en-US"/>
+        </w:rPr>
+        <w:t>}</w:t>
+      </w:r>
+    </w:p>
+    <w:p>
+      <w:pPr>
+        <w:rPr>
+          <w:sz w:val="36"/>
+          <w:szCs w:val="36"/>
+          <w:lang w:val="en-US"/>
+        </w:rPr>
+      </w:pPr>
+      <w:r>
+        <w:rPr>
+          <w:sz w:val="36"/>
+          <w:szCs w:val="36"/>
+          <w:lang w:val="en-US"/>
+        </w:rPr>
+        <w:lastRenderedPageBreak/>
+        <w:t>if</w:t>
+      </w:r>
+      <w:r>
+        <w:rPr>
+          <w:sz w:val="36"/>
+          <w:szCs w:val="36"/>
+          <w:lang w:val="en-US"/>
+        </w:rPr>
+        <w:t>(! email</w:t>
+      </w:r>
+      <w:r>
+        <w:rPr>
+          <w:sz w:val="36"/>
+          <w:szCs w:val="36"/>
+          <w:lang w:val="en-US"/>
+        </w:rPr>
+        <w:t>){</w:t>
+      </w:r>
+    </w:p>
+    <w:p>
+      <w:pPr>
+        <w:rPr>
+          <w:sz w:val="36"/>
+          <w:szCs w:val="36"/>
+          <w:lang w:val="en-US"/>
+        </w:rPr>
+      </w:pPr>
+      <w:r>
+        <w:rPr>
+          <w:sz w:val="36"/>
+          <w:szCs w:val="36"/>
+          <w:lang w:val="en-US"/>
+        </w:rPr>
+        <w:t>res. status</w:t>
+      </w:r>
+      <w:r>
+        <w:rPr>
+          <w:sz w:val="36"/>
+          <w:szCs w:val="36"/>
+          <w:lang w:val="en-US"/>
+        </w:rPr>
+        <w:t>(400).send(“User not found”);</w:t>
+      </w:r>
+    </w:p>
+    <w:p>
+      <w:pPr>
+        <w:rPr>
+          <w:sz w:val="36"/>
+          <w:szCs w:val="36"/>
+          <w:lang w:val="en-US"/>
+        </w:rPr>
+      </w:pPr>
+      <w:r>
+        <w:rPr>
+          <w:sz w:val="36"/>
+          <w:szCs w:val="36"/>
+          <w:lang w:val="en-US"/>
+        </w:rPr>
+        <w:t>}</w:t>
+      </w:r>
+    </w:p>
+    <w:p>
+      <w:pPr>
+        <w:rPr>
+          <w:sz w:val="36"/>
+          <w:szCs w:val="36"/>
+          <w:lang w:val="en-US"/>
+        </w:rPr>
+      </w:pPr>
+      <w:r>
+        <w:rPr>
+          <w:sz w:val="36"/>
+          <w:szCs w:val="36"/>
+          <w:lang w:val="en-US"/>
+        </w:rPr>
+        <w:t>if(!password){</w:t>
+      </w:r>
+    </w:p>
+    <w:p>
+      <w:pPr>
+        <w:rPr>
+          <w:sz w:val="36"/>
+          <w:szCs w:val="36"/>
+          <w:lang w:val="en-US"/>
+        </w:rPr>
+      </w:pPr>
+      <w:proofErr w:type="spellStart"/>
+      <w:r>
+        <w:rPr>
+          <w:sz w:val="36"/>
+          <w:szCs w:val="36"/>
+          <w:lang w:val="en-US"/>
+        </w:rPr>
+        <w:t>res.status</w:t>
+      </w:r>
+      <w:proofErr w:type="spellEnd"/>
+      <w:r>
+        <w:rPr>
+          <w:sz w:val="36"/>
+          <w:szCs w:val="36"/>
+          <w:lang w:val="en-US"/>
+        </w:rPr>
+        <w:t>(400).send(“User not found”);</w:t>
+      </w:r>
+    </w:p>
+    <w:p>
+      <w:pPr>
+        <w:rPr>
+          <w:sz w:val="36"/>
+          <w:szCs w:val="36"/>
+          <w:lang w:val="en-US"/>
+        </w:rPr>
+      </w:pPr>
+      <w:r>
+        <w:rPr>
+          <w:sz w:val="36"/>
+          <w:szCs w:val="36"/>
+          <w:lang w:val="en-US"/>
+        </w:rPr>
+        <w:t>}</w:t>
+      </w:r>
+    </w:p>
+    <w:p>
+      <w:pPr>
+        <w:rPr>
+          <w:sz w:val="36"/>
+          <w:szCs w:val="36"/>
+          <w:lang w:val="en-US"/>
+        </w:rPr>
+      </w:pPr>
+      <w:r>
+        <w:rPr>
+          <w:sz w:val="36"/>
+          <w:szCs w:val="36"/>
+          <w:lang w:val="en-US"/>
+        </w:rPr>
+        <w:t xml:space="preserve">else </w:t>
+      </w:r>
+      <w:proofErr w:type="spellStart"/>
+      <w:r>
+        <w:rPr>
+          <w:sz w:val="36"/>
+          <w:szCs w:val="36"/>
+          <w:lang w:val="en-US"/>
+        </w:rPr>
+        <w:t>findByIDUpdate</w:t>
+      </w:r>
+      <w:proofErr w:type="spellEnd"/>
+    </w:p>
+    <w:p>
+      <w:pPr>
+        <w:rPr>
+          <w:sz w:val="36"/>
+          <w:szCs w:val="36"/>
+          <w:lang w:val="en-US"/>
+        </w:rPr>
+      </w:pPr>
+      <w:r>
+        <w:rPr>
+          <w:sz w:val="36"/>
+          <w:szCs w:val="36"/>
+          <w:lang w:val="en-US"/>
+        </w:rPr>
+        <w:t>}</w:t>
+      </w:r>
+    </w:p>
+    <w:p>
+      <w:pPr>
+        <w:rPr>
+          <w:sz w:val="36"/>
+          <w:szCs w:val="36"/>
+          <w:lang w:val="en-US"/>
+        </w:rPr>
+      </w:pPr>
+    </w:p>
+    <w:p>
+      <w:pPr>
+        <w:rPr>
+          <w:sz w:val="36"/>
+          <w:szCs w:val="36"/>
+          <w:lang w:val="en-US"/>
+        </w:rPr>
+      </w:pPr>
+    </w:p>
+    <w:p>
+      <w:pPr>
+        <w:rPr>
+          <w:sz w:val="36"/>
+          <w:szCs w:val="36"/>
+          <w:lang w:val="en-US"/>
+        </w:rPr>
+      </w:pPr>
+      <w:proofErr w:type="spellStart"/>
+      <w:r>
+        <w:rPr>
+          <w:sz w:val="36"/>
+          <w:szCs w:val="36"/>
+          <w:lang w:val="en-US"/>
+        </w:rPr>
+        <w:t>api.</w:t>
+      </w:r>
+      <w:r>
+        <w:rPr>
+          <w:sz w:val="36"/>
+          <w:szCs w:val="36"/>
+          <w:lang w:val="en-US"/>
+        </w:rPr>
+        <w:t>put</w:t>
+      </w:r>
+      <w:proofErr w:type="spellEnd"/>
+      <w:r>
+        <w:rPr>
+          <w:sz w:val="36"/>
+          <w:szCs w:val="36"/>
+          <w:lang w:val="en-US"/>
+        </w:rPr>
+        <w:t>(“/users</w:t>
+      </w:r>
+      <w:r>
+        <w:rPr>
+          <w:sz w:val="36"/>
+          <w:szCs w:val="36"/>
+          <w:lang w:val="en-US"/>
+        </w:rPr>
+        <w:t>/:id</w:t>
+      </w:r>
+      <w:r>
+        <w:rPr>
+          <w:sz w:val="36"/>
+          <w:szCs w:val="36"/>
+          <w:lang w:val="en-US"/>
+        </w:rPr>
+        <w:t>”, (</w:t>
+      </w:r>
+      <w:proofErr w:type="spellStart"/>
+      <w:r>
+        <w:rPr>
+          <w:sz w:val="36"/>
+          <w:szCs w:val="36"/>
+          <w:lang w:val="en-US"/>
+        </w:rPr>
+        <w:t>req,res</w:t>
+      </w:r>
+      <w:proofErr w:type="spellEnd"/>
+      <w:r>
+        <w:rPr>
+          <w:sz w:val="36"/>
+          <w:szCs w:val="36"/>
+          <w:lang w:val="en-US"/>
+        </w:rPr>
+        <w:t>)){</w:t>
+      </w:r>
+    </w:p>
+    <w:p>
+      <w:pPr>
+        <w:rPr>
+          <w:sz w:val="36"/>
+          <w:szCs w:val="36"/>
+          <w:lang w:val="en-US"/>
+        </w:rPr>
+      </w:pPr>
+      <w:r>
+        <w:rPr>
+          <w:sz w:val="36"/>
+          <w:szCs w:val="36"/>
+          <w:lang w:val="en-US"/>
+        </w:rPr>
+        <w:t xml:space="preserve">const </w:t>
+      </w:r>
+      <w:proofErr w:type="spellStart"/>
+      <w:r>
+        <w:rPr>
+          <w:sz w:val="36"/>
+          <w:szCs w:val="36"/>
+          <w:lang w:val="en-US"/>
+        </w:rPr>
+        <w:t>userid</w:t>
+      </w:r>
+      <w:proofErr w:type="spellEnd"/>
+      <w:r>
+        <w:rPr>
+          <w:sz w:val="36"/>
+          <w:szCs w:val="36"/>
+          <w:lang w:val="en-US"/>
+        </w:rPr>
+        <w:t xml:space="preserve">= </w:t>
+      </w:r>
+      <w:proofErr w:type="spellStart"/>
+      <w:r>
+        <w:rPr>
+          <w:sz w:val="36"/>
+          <w:szCs w:val="36"/>
+          <w:lang w:val="en-US"/>
+        </w:rPr>
+        <w:t>req.params.userid</w:t>
+      </w:r>
+      <w:proofErr w:type="spellEnd"/>
+    </w:p>
+    <w:p>
+      <w:pPr>
+        <w:rPr>
+          <w:sz w:val="36"/>
+          <w:szCs w:val="36"/>
+          <w:lang w:val="en-US"/>
+        </w:rPr>
+      </w:pPr>
+      <w:r>
+        <w:rPr>
+          <w:sz w:val="36"/>
+          <w:szCs w:val="36"/>
+          <w:lang w:val="en-US"/>
+        </w:rPr>
+        <w:t>if(!</w:t>
+      </w:r>
+      <w:proofErr w:type="spellStart"/>
+      <w:r>
+        <w:rPr>
+          <w:sz w:val="36"/>
+          <w:szCs w:val="36"/>
+          <w:lang w:val="en-US"/>
+        </w:rPr>
+        <w:t>userid</w:t>
+      </w:r>
+      <w:proofErr w:type="spellEnd"/>
+      <w:r>
+        <w:rPr>
+          <w:sz w:val="36"/>
+          <w:szCs w:val="36"/>
+          <w:lang w:val="en-US"/>
+        </w:rPr>
+        <w:t>){</w:t>
+      </w:r>
+    </w:p>
+    <w:p>
+      <w:pPr>
+        <w:rPr>
+          <w:sz w:val="36"/>
+          <w:szCs w:val="36"/>
+          <w:lang w:val="en-US"/>
+        </w:rPr>
+      </w:pPr>
+      <w:proofErr w:type="spellStart"/>
+      <w:r>
+        <w:rPr>
+          <w:sz w:val="36"/>
+          <w:szCs w:val="36"/>
+          <w:lang w:val="en-US"/>
+        </w:rPr>
+        <w:t>res.status</w:t>
+      </w:r>
+      <w:proofErr w:type="spellEnd"/>
+      <w:r>
+        <w:rPr>
+          <w:sz w:val="36"/>
+          <w:szCs w:val="36"/>
+          <w:lang w:val="en-US"/>
+        </w:rPr>
+        <w:t>(400).send(“User not found”);</w:t>
+      </w:r>
+    </w:p>
+    <w:p>
+      <w:pPr>
+        <w:rPr>
+          <w:sz w:val="36"/>
+          <w:szCs w:val="36"/>
+          <w:lang w:val="en-US"/>
+        </w:rPr>
+      </w:pPr>
+      <w:r>
+        <w:rPr>
+          <w:sz w:val="36"/>
+          <w:szCs w:val="36"/>
+          <w:lang w:val="en-US"/>
+        </w:rPr>
+        <w:t>}</w:t>
+      </w:r>
+    </w:p>
+    <w:p>
+      <w:pPr>
+        <w:rPr>
+          <w:sz w:val="36"/>
+          <w:szCs w:val="36"/>
+          <w:lang w:val="en-US"/>
+        </w:rPr>
+      </w:pPr>
+      <w:r>
+        <w:rPr>
+          <w:sz w:val="36"/>
+          <w:szCs w:val="36"/>
+          <w:lang w:val="en-US"/>
+        </w:rPr>
+        <w:t xml:space="preserve">else </w:t>
+      </w:r>
+      <w:proofErr w:type="spellStart"/>
+      <w:r>
+        <w:rPr>
+          <w:sz w:val="36"/>
+          <w:szCs w:val="36"/>
+          <w:lang w:val="en-US"/>
+        </w:rPr>
+        <w:t>findByID</w:t>
+      </w:r>
+      <w:r>
+        <w:rPr>
+          <w:sz w:val="36"/>
+          <w:szCs w:val="36"/>
+          <w:lang w:val="en-US"/>
+        </w:rPr>
+        <w:t>Update</w:t>
+      </w:r>
+      <w:proofErr w:type="spellEnd"/>
+    </w:p>
+    <w:p>
+      <w:pPr>
+        <w:rPr>
+          <w:sz w:val="36"/>
+          <w:szCs w:val="36"/>
+          <w:lang w:val="en-US"/>
+        </w:rPr>
+      </w:pPr>
+      <w:r>
+        <w:rPr>
+          <w:sz w:val="36"/>
+          <w:szCs w:val="36"/>
+          <w:lang w:val="en-US"/>
+        </w:rPr>
+        <w:t>}</w:t>
+      </w:r>
+    </w:p>
+    <w:p>
+      <w:pPr>
+        <w:rPr>
+          <w:sz w:val="36"/>
+          <w:szCs w:val="36"/>
+          <w:lang w:val="en-US"/>
+        </w:rPr>
+      </w:pPr>
+    </w:p>
+    <w:p>
+      <w:pPr>
+        <w:rPr>
+          <w:sz w:val="36"/>
+          <w:szCs w:val="36"/>
+          <w:lang w:val="en-US"/>
+        </w:rPr>
+      </w:pPr>
+      <w:proofErr w:type="spellStart"/>
+      <w:r>
+        <w:rPr>
+          <w:sz w:val="36"/>
+          <w:szCs w:val="36"/>
+          <w:lang w:val="en-US"/>
+        </w:rPr>
+        <w:t>api.</w:t>
+      </w:r>
+      <w:r>
+        <w:rPr>
+          <w:sz w:val="36"/>
+          <w:szCs w:val="36"/>
+          <w:lang w:val="en-US"/>
+        </w:rPr>
+        <w:t>delete</w:t>
+      </w:r>
+      <w:proofErr w:type="spellEnd"/>
+      <w:r>
+        <w:rPr>
+          <w:sz w:val="36"/>
+          <w:szCs w:val="36"/>
+          <w:lang w:val="en-US"/>
+        </w:rPr>
+        <w:t>(“/users/:id”, (</w:t>
+      </w:r>
+      <w:proofErr w:type="spellStart"/>
+      <w:r>
+        <w:rPr>
+          <w:sz w:val="36"/>
+          <w:szCs w:val="36"/>
+          <w:lang w:val="en-US"/>
+        </w:rPr>
+        <w:t>req,res</w:t>
+      </w:r>
+      <w:proofErr w:type="spellEnd"/>
+      <w:r>
+        <w:rPr>
+          <w:sz w:val="36"/>
+          <w:szCs w:val="36"/>
+          <w:lang w:val="en-US"/>
+        </w:rPr>
+        <w:t>)){</w:t>
+      </w:r>
+    </w:p>
+    <w:p>
+      <w:pPr>
+        <w:rPr>
+          <w:sz w:val="36"/>
+          <w:szCs w:val="36"/>
+          <w:lang w:val="en-US"/>
+        </w:rPr>
+      </w:pPr>
+      <w:r>
+        <w:rPr>
+          <w:sz w:val="36"/>
+          <w:szCs w:val="36"/>
+          <w:lang w:val="en-US"/>
+        </w:rPr>
+        <w:t xml:space="preserve"> </w:t>
+      </w:r>
+      <w:r>
+        <w:rPr>
+          <w:sz w:val="36"/>
+          <w:szCs w:val="36"/>
+          <w:lang w:val="en-US"/>
+        </w:rPr>
+        <w:t xml:space="preserve">const </w:t>
+      </w:r>
+      <w:proofErr w:type="spellStart"/>
+      <w:r>
+        <w:rPr>
+          <w:sz w:val="36"/>
+          <w:szCs w:val="36"/>
+          <w:lang w:val="en-US"/>
+        </w:rPr>
+        <w:t>userid</w:t>
+      </w:r>
+      <w:proofErr w:type="spellEnd"/>
+      <w:r>
+        <w:rPr>
+          <w:sz w:val="36"/>
+          <w:szCs w:val="36"/>
+          <w:lang w:val="en-US"/>
+        </w:rPr>
+        <w:t xml:space="preserve">= </w:t>
+      </w:r>
+      <w:proofErr w:type="spellStart"/>
+      <w:r>
+        <w:rPr>
+          <w:sz w:val="36"/>
+          <w:szCs w:val="36"/>
+          <w:lang w:val="en-US"/>
+        </w:rPr>
+        <w:t>req.params.userid</w:t>
+      </w:r>
+      <w:proofErr w:type="spellEnd"/>
+    </w:p>
+    <w:p>
+      <w:pPr>
+        <w:rPr>
+          <w:sz w:val="36"/>
+          <w:szCs w:val="36"/>
+          <w:lang w:val="en-US"/>
+        </w:rPr>
+      </w:pPr>
+      <w:r>
+        <w:rPr>
+          <w:sz w:val="36"/>
+          <w:szCs w:val="36"/>
+          <w:lang w:val="en-US"/>
+        </w:rPr>
+        <w:t>if(!</w:t>
+      </w:r>
+      <w:proofErr w:type="spellStart"/>
+      <w:r>
+        <w:rPr>
+          <w:sz w:val="36"/>
+          <w:szCs w:val="36"/>
+          <w:lang w:val="en-US"/>
+        </w:rPr>
+        <w:t>userid</w:t>
+      </w:r>
+      <w:proofErr w:type="spellEnd"/>
+      <w:r>
+        <w:rPr>
+          <w:sz w:val="36"/>
+          <w:szCs w:val="36"/>
+          <w:lang w:val="en-US"/>
+        </w:rPr>
+        <w:t>){</w:t>
+      </w:r>
+    </w:p>
+    <w:p>
+      <w:pPr>
+        <w:rPr>
+          <w:sz w:val="36"/>
+          <w:szCs w:val="36"/>
+          <w:lang w:val="en-US"/>
+        </w:rPr>
+      </w:pPr>
+      <w:proofErr w:type="spellStart"/>
+      <w:r>
+        <w:rPr>
+          <w:sz w:val="36"/>
+          <w:szCs w:val="36"/>
+          <w:lang w:val="en-US"/>
+        </w:rPr>
+        <w:lastRenderedPageBreak/>
+        <w:t>res.status</w:t>
+      </w:r>
+      <w:proofErr w:type="spellEnd"/>
+      <w:r>
+        <w:rPr>
+          <w:sz w:val="36"/>
+          <w:szCs w:val="36"/>
+          <w:lang w:val="en-US"/>
+        </w:rPr>
+        <w:t>(400).send(“User not found”);</w:t>
+      </w:r>
+    </w:p>
+    <w:p>
+      <w:pPr>
+        <w:rPr>
+          <w:sz w:val="36"/>
+          <w:szCs w:val="36"/>
+          <w:lang w:val="en-US"/>
+        </w:rPr>
+      </w:pPr>
+      <w:r>
+        <w:rPr>
+          <w:sz w:val="36"/>
+          <w:szCs w:val="36"/>
+          <w:lang w:val="en-US"/>
+        </w:rPr>
+        <w:t>}</w:t>
+      </w:r>
+    </w:p>
+    <w:p>
+      <w:pPr>
+        <w:rPr>
+          <w:sz w:val="36"/>
+          <w:szCs w:val="36"/>
+          <w:lang w:val="en-US"/>
+        </w:rPr>
+      </w:pPr>
+      <w:r>
+        <w:rPr>
+          <w:sz w:val="36"/>
+          <w:szCs w:val="36"/>
+          <w:lang w:val="en-US"/>
+        </w:rPr>
+        <w:t xml:space="preserve">else </w:t>
+      </w:r>
+      <w:proofErr w:type="spellStart"/>
+      <w:r>
+        <w:rPr>
+          <w:sz w:val="36"/>
+          <w:szCs w:val="36"/>
+          <w:lang w:val="en-US"/>
+        </w:rPr>
+        <w:t>findByIDDelete</w:t>
+      </w:r>
+      <w:proofErr w:type="spellEnd"/>
+    </w:p>
+    <w:p>
+      <w:pPr>
+        <w:rPr>
+          <w:sz w:val="36"/>
+          <w:szCs w:val="36"/>
+          <w:lang w:val="en-US"/>
+        </w:rPr>
+      </w:pPr>
+    </w:p>
+    <w:p>
+      <w:pPr>
+        <w:rPr>
+          <w:sz w:val="36"/>
+          <w:szCs w:val="36"/>
+          <w:lang w:val="en-US"/>
+        </w:rPr>
+      </w:pPr>
+      <w:r>
+        <w:rPr>
+          <w:sz w:val="36"/>
+          <w:szCs w:val="36"/>
+          <w:lang w:val="en-US"/>
+        </w:rPr>
+        <w:t>}</w:t>
+      </w:r>
+    </w:p>
+    <w:p>
+      <w:pPr>
+        <w:rPr>
+          <w:sz w:val="36"/>
+          <w:szCs w:val="36"/>
+          <w:lang w:val="en-US"/>
+        </w:rPr>
+      </w:pPr>
+    </w:p>
+    <w:p>
+      <w:pPr>
+        <w:rPr>
+          <w:sz w:val="36"/>
+          <w:szCs w:val="36"/>
+          <w:lang w:val="en-US"/>
+        </w:rPr>
+      </w:pPr>
+    </w:p>
+    <w:p>
+      <w:pPr>
+        <w:rPr>
+          <w:sz w:val="36"/>
+          <w:szCs w:val="36"/>
+          <w:lang w:val="en-US"/>
+        </w:rPr>
+      </w:pPr>
+      <w:r>
+        <w:rPr>
+          <w:sz w:val="36"/>
+          <w:szCs w:val="36"/>
+          <w:lang w:val="en-US"/>
+        </w:rPr>
+        <w:t>8)Middleware is a component which we can say that’s stays between the request and the response in the request response cycle.</w:t>
+      </w:r>
+    </w:p>
+    <w:p>
+      <w:pPr>
+        <w:rPr>
+          <w:sz w:val="36"/>
+          <w:szCs w:val="36"/>
+          <w:lang w:val="en-US"/>
+        </w:rPr>
+      </w:pPr>
+      <w:r>
+        <w:rPr>
+          <w:sz w:val="36"/>
+          <w:szCs w:val="36"/>
+          <w:lang w:val="en-US"/>
+        </w:rPr>
+        <w:t>Custom Middleware for logging in:</w:t>
+      </w:r>
+    </w:p>
+    <w:p>
+      <w:pPr>
+        <w:rPr>
+          <w:sz w:val="36"/>
+          <w:szCs w:val="36"/>
+          <w:lang w:val="en-US"/>
+        </w:rPr>
+      </w:pPr>
+    </w:p>
+    <w:p>
+      <w:pPr>
+        <w:rPr>
+          <w:sz w:val="36"/>
+          <w:szCs w:val="36"/>
+          <w:lang w:val="en-US"/>
+        </w:rPr>
+      </w:pPr>
+      <w:r>
+        <w:rPr>
+          <w:sz w:val="36"/>
+          <w:szCs w:val="36"/>
+          <w:lang w:val="en-US"/>
+        </w:rPr>
+        <w:t>function authenticate{</w:t>
+      </w:r>
+    </w:p>
+    <w:p>
+      <w:pPr>
+        <w:rPr>
+          <w:sz w:val="36"/>
+          <w:szCs w:val="36"/>
+          <w:lang w:val="en-US"/>
+        </w:rPr>
+      </w:pPr>
+      <w:r>
+        <w:rPr>
+          <w:sz w:val="36"/>
+          <w:szCs w:val="36"/>
+          <w:lang w:val="en-US"/>
+        </w:rPr>
+        <w:t xml:space="preserve">[name, </w:t>
+      </w:r>
+      <w:proofErr w:type="spellStart"/>
+      <w:r>
+        <w:rPr>
+          <w:sz w:val="36"/>
+          <w:szCs w:val="36"/>
+          <w:lang w:val="en-US"/>
+        </w:rPr>
+        <w:t>password,email</w:t>
+      </w:r>
+      <w:proofErr w:type="spellEnd"/>
+      <w:r>
+        <w:rPr>
+          <w:sz w:val="36"/>
+          <w:szCs w:val="36"/>
+          <w:lang w:val="en-US"/>
+        </w:rPr>
+        <w:t xml:space="preserve">]= </w:t>
+      </w:r>
+      <w:proofErr w:type="spellStart"/>
+      <w:r>
+        <w:rPr>
+          <w:sz w:val="36"/>
+          <w:szCs w:val="36"/>
+          <w:lang w:val="en-US"/>
+        </w:rPr>
+        <w:t>res.body</w:t>
+      </w:r>
+      <w:proofErr w:type="spellEnd"/>
+      <w:r>
+        <w:rPr>
+          <w:sz w:val="36"/>
+          <w:szCs w:val="36"/>
+          <w:lang w:val="en-US"/>
+        </w:rPr>
+        <w:t xml:space="preserve"> // </w:t>
+      </w:r>
+      <w:proofErr w:type="spellStart"/>
+      <w:r>
+        <w:rPr>
+          <w:sz w:val="36"/>
+          <w:szCs w:val="36"/>
+          <w:lang w:val="en-US"/>
+        </w:rPr>
+        <w:t>desctructure</w:t>
+      </w:r>
+      <w:proofErr w:type="spellEnd"/>
+      <w:r>
+        <w:rPr>
+          <w:sz w:val="36"/>
+          <w:szCs w:val="36"/>
+          <w:lang w:val="en-US"/>
+        </w:rPr>
+        <w:t xml:space="preserve"> here</w:t>
+      </w:r>
+    </w:p>
+    <w:p>
+      <w:pPr>
+        <w:rPr>
+          <w:sz w:val="36"/>
+          <w:szCs w:val="36"/>
+          <w:lang w:val="en-US"/>
+        </w:rPr>
+      </w:pPr>
+    </w:p>
+    <w:p>
+      <w:pPr>
+        <w:rPr>
+          <w:sz w:val="36"/>
+          <w:szCs w:val="36"/>
+          <w:lang w:val="en-US"/>
+        </w:rPr>
+      </w:pPr>
+      <w:r>
+        <w:rPr>
+          <w:sz w:val="36"/>
+          <w:szCs w:val="36"/>
+          <w:lang w:val="en-US"/>
+        </w:rPr>
+        <w:t>if(email=</w:t>
+      </w:r>
+      <w:r>
+        <w:rPr>
+          <w:sz w:val="36"/>
+          <w:szCs w:val="36"/>
+          <w:lang w:val="en-US"/>
+        </w:rPr>
+        <w:t>=</w:t>
+      </w:r>
+      <w:proofErr w:type="spellStart"/>
+      <w:r>
+        <w:rPr>
+          <w:sz w:val="36"/>
+          <w:szCs w:val="36"/>
+          <w:lang w:val="en-US"/>
+        </w:rPr>
+        <w:t>res.body.email</w:t>
+      </w:r>
+      <w:proofErr w:type="spellEnd"/>
+      <w:r>
+        <w:rPr>
+          <w:sz w:val="36"/>
+          <w:szCs w:val="36"/>
+          <w:lang w:val="en-US"/>
+        </w:rPr>
+        <w:t>){</w:t>
+      </w:r>
+    </w:p>
+    <w:p>
+      <w:pPr>
+        <w:rPr>
+          <w:sz w:val="36"/>
+          <w:szCs w:val="36"/>
+          <w:lang w:val="en-US"/>
+        </w:rPr>
+      </w:pPr>
+      <w:r>
+        <w:rPr>
+          <w:sz w:val="36"/>
+          <w:szCs w:val="36"/>
+          <w:lang w:val="en-US"/>
+        </w:rPr>
+        <w:t xml:space="preserve"> // email exists</w:t>
+      </w:r>
+    </w:p>
+    <w:p>
+      <w:pPr>
+        <w:rPr>
+          <w:sz w:val="36"/>
+          <w:szCs w:val="36"/>
+          <w:lang w:val="en-US"/>
+        </w:rPr>
+      </w:pPr>
+      <w:r>
+        <w:rPr>
+          <w:sz w:val="36"/>
+          <w:szCs w:val="36"/>
+          <w:lang w:val="en-US"/>
+        </w:rPr>
+        <w:t>}</w:t>
+      </w:r>
+    </w:p>
+    <w:p>
+      <w:pPr>
+        <w:rPr>
+          <w:sz w:val="36"/>
+          <w:szCs w:val="36"/>
+          <w:lang w:val="en-US"/>
+        </w:rPr>
+      </w:pPr>
+      <w:r>
+        <w:rPr>
+          <w:sz w:val="36"/>
+          <w:szCs w:val="36"/>
+          <w:lang w:val="en-US"/>
+        </w:rPr>
+        <w:t>After this step verify password</w:t>
+      </w:r>
+      <w:r>
+        <w:rPr>
+          <w:sz w:val="36"/>
+          <w:szCs w:val="36"/>
+          <w:lang w:val="en-US"/>
+        </w:rPr>
+        <w:t xml:space="preserve"> is correct or not and let the user login.</w:t>
+      </w:r>
+    </w:p>
+    <w:p>
+      <w:pPr>
+        <w:rPr>
+          <w:sz w:val="36"/>
+          <w:szCs w:val="36"/>
+          <w:lang w:val="en-US"/>
+        </w:rPr>
+      </w:pPr>
+      <w:r>
+        <w:rPr>
+          <w:sz w:val="36"/>
+          <w:szCs w:val="36"/>
+          <w:lang w:val="en-US"/>
+        </w:rPr>
+        <w:t xml:space="preserve">Don’t remember the exact syntax. </w:t>
+      </w:r>
+    </w:p>
+    <w:p>
+      <w:pPr>
+        <w:rPr>
+          <w:sz w:val="36"/>
+          <w:szCs w:val="36"/>
+          <w:lang w:val="en-US"/>
+        </w:rPr>
+      </w:pPr>
+    </w:p>
+    <w:p>
+      <w:pPr>
+        <w:rPr>
+          <w:sz w:val="36"/>
+          <w:szCs w:val="36"/>
+          <w:lang w:val="en-US"/>
+        </w:rPr>
+      </w:pPr>
+      <w:r>
+        <w:rPr>
+          <w:sz w:val="36"/>
+          <w:szCs w:val="36"/>
+          <w:lang w:val="en-US"/>
+        </w:rPr>
+        <w:t>9)request.params is used when we need the id usually like request.params.id to see while using the POST method like users/:</w:t>
+      </w:r>
+      <w:proofErr w:type="spellStart"/>
+      <w:r>
+        <w:rPr>
+          <w:sz w:val="36"/>
+          <w:szCs w:val="36"/>
+          <w:lang w:val="en-US"/>
+        </w:rPr>
+        <w:t>id</w:t>
+      </w:r>
+      <w:proofErr w:type="spellEnd"/>
+      <w:r>
+        <w:rPr>
+          <w:sz w:val="36"/>
+          <w:szCs w:val="36"/>
+          <w:lang w:val="en-US"/>
+        </w:rPr>
+        <w:t xml:space="preserve"> say</w:t>
+      </w:r>
+    </w:p>
+    <w:p>
+      <w:pPr>
+        <w:rPr>
+          <w:sz w:val="36"/>
+          <w:szCs w:val="36"/>
+          <w:lang w:val="en-US"/>
+        </w:rPr>
+      </w:pPr>
+      <w:r>
+        <w:rPr>
+          <w:sz w:val="36"/>
+          <w:szCs w:val="36"/>
+          <w:lang w:val="en-US"/>
+        </w:rPr>
+        <w:t>request.query is used to as a query operator normally which we have in a get URL with name=”</w:t>
+      </w:r>
+      <w:proofErr w:type="spellStart"/>
+      <w:r>
+        <w:rPr>
+          <w:sz w:val="36"/>
+          <w:szCs w:val="36"/>
+          <w:lang w:val="en-US"/>
+        </w:rPr>
+        <w:t>Advait”&amp;email</w:t>
+      </w:r>
+      <w:proofErr w:type="spellEnd"/>
+      <w:r>
+        <w:rPr>
+          <w:sz w:val="36"/>
+          <w:szCs w:val="36"/>
+          <w:lang w:val="en-US"/>
+        </w:rPr>
+        <w:t>=”advaitnaik23@gmail.com.</w:t>
+      </w:r>
+    </w:p>
+    <w:p>
+      <w:pPr>
+        <w:rPr>
+          <w:sz w:val="36"/>
+          <w:szCs w:val="36"/>
+          <w:lang w:val="en-US"/>
+        </w:rPr>
+      </w:pPr>
+      <w:r>
+        <w:rPr>
+          <w:sz w:val="36"/>
+          <w:szCs w:val="36"/>
+          <w:lang w:val="en-US"/>
+        </w:rPr>
+        <w:t xml:space="preserve">And req.body is used in order to fetch the </w:t>
+      </w:r>
+      <w:proofErr w:type="spellStart"/>
+      <w:r>
+        <w:rPr>
+          <w:sz w:val="36"/>
+          <w:szCs w:val="36"/>
+          <w:lang w:val="en-US"/>
+        </w:rPr>
+        <w:t>json</w:t>
+      </w:r>
+      <w:proofErr w:type="spellEnd"/>
+      <w:r>
+        <w:rPr>
+          <w:sz w:val="36"/>
+          <w:szCs w:val="36"/>
+          <w:lang w:val="en-US"/>
+        </w:rPr>
+        <w:t xml:space="preserve"> object and convert it so that the browser understands it. Usually used with </w:t>
+      </w:r>
+      <w:proofErr w:type="spellStart"/>
+      <w:r>
+        <w:rPr>
+          <w:sz w:val="36"/>
+          <w:szCs w:val="36"/>
+          <w:lang w:val="en-US"/>
+        </w:rPr>
+        <w:t>express.json</w:t>
+      </w:r>
+      <w:proofErr w:type="spellEnd"/>
+      <w:r>
+        <w:rPr>
+          <w:sz w:val="36"/>
+          <w:szCs w:val="36"/>
+          <w:lang w:val="en-US"/>
+        </w:rPr>
+        <w:t>() without which it never works.</w:t>
+      </w:r>
+    </w:p>
+    <w:p>
+      <w:pPr>
+        <w:rPr>
+          <w:sz w:val="36"/>
+          <w:szCs w:val="36"/>
+          <w:lang w:val="en-US"/>
+        </w:rPr>
+      </w:pPr>
+      <w:r>
+        <w:rPr>
+          <w:sz w:val="36"/>
+          <w:szCs w:val="36"/>
+          <w:lang w:val="en-US"/>
+        </w:rPr>
+        <w:t>10)</w:t>
+      </w:r>
+      <w:r>
+        <w:rPr>
+          <w:sz w:val="36"/>
+          <w:szCs w:val="36"/>
+          <w:lang w:val="en-US"/>
+        </w:rPr>
+        <w:t xml:space="preserve"> </w:t>
+      </w:r>
+      <w:r>
+        <w:rPr>
+          <w:sz w:val="36"/>
+          <w:szCs w:val="36"/>
+          <w:lang w:val="en-US"/>
+        </w:rPr>
+        <w:t>Authentication middleware to check valid token</w:t>
+      </w:r>
+      <w:r>
+        <w:rPr>
+          <w:sz w:val="36"/>
+          <w:szCs w:val="36"/>
+          <w:lang w:val="en-US"/>
+        </w:rPr>
+        <w:t>.</w:t>
+      </w:r>
+    </w:p>
+    <w:p>
+      <w:pPr>
+        <w:rPr>
+          <w:sz w:val="36"/>
+          <w:szCs w:val="36"/>
+          <w:lang w:val="en-US"/>
+        </w:rPr>
+      </w:pPr>
+      <w:r>
+        <w:rPr>
+          <w:sz w:val="36"/>
+          <w:szCs w:val="36"/>
+          <w:lang w:val="en-US"/>
+        </w:rPr>
+        <w:t>function authentication</w:t>
+      </w:r>
+      <w:r>
+        <w:rPr>
+          <w:sz w:val="36"/>
+          <w:szCs w:val="36"/>
+          <w:lang w:val="en-US"/>
+        </w:rPr>
+        <w:t>(){</w:t>
+      </w:r>
+    </w:p>
+    <w:p>
+      <w:pPr>
+        <w:rPr>
+          <w:sz w:val="36"/>
+          <w:szCs w:val="36"/>
+          <w:lang w:val="en-US"/>
+        </w:rPr>
+      </w:pPr>
+      <w:r>
+        <w:rPr>
+          <w:sz w:val="36"/>
+          <w:szCs w:val="36"/>
+          <w:lang w:val="en-US"/>
+        </w:rPr>
+        <w:t xml:space="preserve">// not sure about the exact code but we use </w:t>
+      </w:r>
+    </w:p>
+    <w:p>
+      <w:pPr>
+        <w:rPr>
+          <w:sz w:val="36"/>
+          <w:szCs w:val="36"/>
+          <w:lang w:val="en-US"/>
+        </w:rPr>
+      </w:pPr>
+      <w:proofErr w:type="spellStart"/>
+      <w:r>
+        <w:rPr>
+          <w:sz w:val="36"/>
+          <w:szCs w:val="36"/>
+          <w:lang w:val="en-US"/>
+        </w:rPr>
+        <w:t>Jwt.verify</w:t>
+      </w:r>
+      <w:proofErr w:type="spellEnd"/>
+      <w:r>
+        <w:rPr>
+          <w:sz w:val="36"/>
+          <w:szCs w:val="36"/>
+          <w:lang w:val="en-US"/>
+        </w:rPr>
+        <w:t>(“name”,</w:t>
+      </w:r>
+      <w:proofErr w:type="spellStart"/>
+      <w:r>
+        <w:rPr>
+          <w:sz w:val="36"/>
+          <w:szCs w:val="36"/>
+          <w:lang w:val="en-US"/>
+        </w:rPr>
+        <w:t>secretKey</w:t>
+      </w:r>
+      <w:proofErr w:type="spellEnd"/>
+      <w:r>
+        <w:rPr>
+          <w:sz w:val="36"/>
+          <w:szCs w:val="36"/>
+          <w:lang w:val="en-US"/>
+        </w:rPr>
+        <w:t>”)</w:t>
+      </w:r>
+    </w:p>
+    <w:p>
+      <w:pPr>
+        <w:rPr>
+          <w:sz w:val="36"/>
+          <w:szCs w:val="36"/>
+          <w:lang w:val="en-US"/>
+        </w:rPr>
+      </w:pPr>
+      <w:r>
+        <w:rPr>
+          <w:sz w:val="36"/>
+          <w:szCs w:val="36"/>
+          <w:lang w:val="en-US"/>
+        </w:rPr>
+        <w:t xml:space="preserve">This will verify the secrete key that we used in </w:t>
+      </w:r>
+      <w:proofErr w:type="spellStart"/>
+      <w:r>
+        <w:rPr>
+          <w:sz w:val="36"/>
+          <w:szCs w:val="36"/>
+          <w:lang w:val="en-US"/>
+        </w:rPr>
+        <w:t>jwt</w:t>
+      </w:r>
+      <w:proofErr w:type="spellEnd"/>
+      <w:r>
+        <w:rPr>
+          <w:sz w:val="36"/>
+          <w:szCs w:val="36"/>
+          <w:lang w:val="en-US"/>
+        </w:rPr>
+        <w:t xml:space="preserve"> sign and compare it.</w:t>
+      </w:r>
+    </w:p>
+    <w:p>
+      <w:pPr>
+        <w:rPr>
+          <w:sz w:val="36"/>
+          <w:szCs w:val="36"/>
+          <w:lang w:val="en-US"/>
+        </w:rPr>
+      </w:pPr>
+      <w:r>
+        <w:rPr>
+          <w:sz w:val="36"/>
+          <w:szCs w:val="36"/>
+          <w:lang w:val="en-US"/>
+        </w:rPr>
+        <w:t>}</w:t>
+      </w:r>
+    </w:p>
+    <w:p>
+      <w:pPr>
+        <w:rPr>
+          <w:sz w:val="36"/>
+          <w:szCs w:val="36"/>
+          <w:lang w:val="en-US"/>
+        </w:rPr>
+      </w:pPr>
+    </w:p>
+    <w:p>
+      <w:pPr>
+        <w:rPr>
+          <w:sz w:val="36"/>
+          <w:szCs w:val="36"/>
+          <w:lang w:val="en-US"/>
+        </w:rPr>
+      </w:pPr>
+      <w:r>
+        <w:rPr>
+          <w:sz w:val="36"/>
+          <w:szCs w:val="36"/>
+          <w:lang w:val="en-US"/>
+        </w:rPr>
+        <w:t>11)MVC is the model view controller architecture.</w:t>
+      </w:r>
+    </w:p>
+    <w:p>
+      <w:pPr>
+        <w:rPr>
+          <w:sz w:val="36"/>
+          <w:szCs w:val="36"/>
+          <w:lang w:val="en-US"/>
+        </w:rPr>
+      </w:pPr>
+    </w:p>
+    <w:p>
+      <w:pPr>
+        <w:rPr>
+          <w:sz w:val="36"/>
+          <w:szCs w:val="36"/>
+          <w:lang w:val="en-US"/>
+        </w:rPr>
+      </w:pPr>
+      <w:r>
+        <w:rPr>
+          <w:sz w:val="36"/>
+          <w:szCs w:val="36"/>
+          <w:lang w:val="en-US"/>
+        </w:rPr>
+        <w:t>Normally let</w:t>
+      </w:r>
+      <w:r>
+        <w:rPr>
+          <w:sz w:val="36"/>
+          <w:szCs w:val="36"/>
+          <w:lang w:val="en-US"/>
+        </w:rPr>
+        <w:t>’</w:t>
+      </w:r>
+      <w:r>
+        <w:rPr>
+          <w:sz w:val="36"/>
+          <w:szCs w:val="36"/>
+          <w:lang w:val="en-US"/>
+        </w:rPr>
+        <w:t xml:space="preserve">s say if we have a student </w:t>
+      </w:r>
+      <w:r>
+        <w:rPr>
+          <w:sz w:val="36"/>
+          <w:szCs w:val="36"/>
+          <w:lang w:val="en-US"/>
+        </w:rPr>
+        <w:t>data. Then</w:t>
+      </w:r>
+      <w:r>
+        <w:rPr>
+          <w:sz w:val="36"/>
+          <w:szCs w:val="36"/>
+          <w:lang w:val="en-US"/>
+        </w:rPr>
+        <w:t xml:space="preserve"> we need 3 things a controller, a model file and a route file.</w:t>
+      </w:r>
+    </w:p>
+    <w:p>
+      <w:pPr>
+        <w:rPr>
+          <w:sz w:val="36"/>
+          <w:szCs w:val="36"/>
+          <w:lang w:val="en-US"/>
+        </w:rPr>
+      </w:pPr>
+    </w:p>
+    <w:p>
+      <w:pPr>
+        <w:rPr>
+          <w:sz w:val="36"/>
+          <w:szCs w:val="36"/>
+          <w:lang w:val="en-US"/>
+        </w:rPr>
+      </w:pPr>
+      <w:r>
+        <w:rPr>
+          <w:sz w:val="36"/>
+          <w:szCs w:val="36"/>
+          <w:lang w:val="en-US"/>
+        </w:rPr>
+        <w:lastRenderedPageBreak/>
+        <w:t>Let’s</w:t>
+      </w:r>
+      <w:r>
+        <w:rPr>
+          <w:sz w:val="36"/>
+          <w:szCs w:val="36"/>
+          <w:lang w:val="en-US"/>
+        </w:rPr>
+        <w:t xml:space="preserve"> say Controllers</w:t>
+      </w:r>
+      <w:r>
+        <w:rPr>
+          <w:sz w:val="36"/>
+          <w:szCs w:val="36"/>
+          <w:lang w:val="en-US"/>
+        </w:rPr>
+        <w:sym w:font="Wingdings" w:char="F0E0"/>
+      </w:r>
+      <w:r>
+        <w:rPr>
+          <w:sz w:val="36"/>
+          <w:szCs w:val="36"/>
+          <w:lang w:val="en-US"/>
+        </w:rPr>
+        <w:t>StudentController.js</w:t>
+      </w:r>
+    </w:p>
+    <w:p>
+      <w:pPr>
+        <w:rPr>
+          <w:sz w:val="36"/>
+          <w:szCs w:val="36"/>
+          <w:lang w:val="en-US"/>
+        </w:rPr>
+      </w:pPr>
+      <w:r>
+        <w:rPr>
+          <w:sz w:val="36"/>
+          <w:szCs w:val="36"/>
+          <w:lang w:val="en-US"/>
+        </w:rPr>
+        <w:t>Model</w:t>
+      </w:r>
+      <w:r>
+        <w:rPr>
+          <w:sz w:val="36"/>
+          <w:szCs w:val="36"/>
+          <w:lang w:val="en-US"/>
+        </w:rPr>
+        <w:sym w:font="Wingdings" w:char="F0E0"/>
+      </w:r>
+      <w:r>
+        <w:rPr>
+          <w:sz w:val="36"/>
+          <w:szCs w:val="36"/>
+          <w:lang w:val="en-US"/>
+        </w:rPr>
+        <w:t>StudentModel.js</w:t>
+      </w:r>
+    </w:p>
+    <w:p>
+      <w:pPr>
+        <w:rPr>
+          <w:sz w:val="36"/>
+          <w:szCs w:val="36"/>
+          <w:lang w:val="en-US"/>
+        </w:rPr>
+      </w:pPr>
+      <w:r>
+        <w:rPr>
+          <w:sz w:val="36"/>
+          <w:szCs w:val="36"/>
+          <w:lang w:val="en-US"/>
+        </w:rPr>
+        <w:t>Route</w:t>
+      </w:r>
+      <w:r>
+        <w:rPr>
+          <w:sz w:val="36"/>
+          <w:szCs w:val="36"/>
+          <w:lang w:val="en-US"/>
+        </w:rPr>
+        <w:sym w:font="Wingdings" w:char="F0E0"/>
+      </w:r>
+      <w:r>
+        <w:rPr>
+          <w:sz w:val="36"/>
+          <w:szCs w:val="36"/>
+          <w:lang w:val="en-US"/>
+        </w:rPr>
+        <w:t>StudentRoute.js</w:t>
+      </w:r>
+    </w:p>
+    <w:p>
+      <w:pPr>
+        <w:rPr>
+          <w:sz w:val="36"/>
+          <w:szCs w:val="36"/>
+          <w:lang w:val="en-US"/>
+        </w:rPr>
+      </w:pPr>
+      <w:r>
+        <w:rPr>
+          <w:sz w:val="36"/>
+          <w:szCs w:val="36"/>
+          <w:lang w:val="en-US"/>
+        </w:rPr>
+        <w:t xml:space="preserve">We will have .env file that mentions the PORT, JWT Token, DB_URL (provided by mongo </w:t>
+      </w:r>
+      <w:proofErr w:type="spellStart"/>
+      <w:r>
+        <w:rPr>
+          <w:sz w:val="36"/>
+          <w:szCs w:val="36"/>
+          <w:lang w:val="en-US"/>
+        </w:rPr>
+        <w:t>db</w:t>
+      </w:r>
+      <w:proofErr w:type="spellEnd"/>
+      <w:r>
+        <w:rPr>
+          <w:sz w:val="36"/>
+          <w:szCs w:val="36"/>
+          <w:lang w:val="en-US"/>
+        </w:rPr>
+        <w:t>)</w:t>
+      </w:r>
+    </w:p>
+    <w:p>
+      <w:pPr>
+        <w:rPr>
+          <w:sz w:val="36"/>
+          <w:szCs w:val="36"/>
+          <w:lang w:val="en-US"/>
+        </w:rPr>
+      </w:pPr>
+      <w:r>
+        <w:rPr>
+          <w:sz w:val="36"/>
+          <w:szCs w:val="36"/>
+          <w:lang w:val="en-US"/>
+        </w:rPr>
+        <w:t>Then base file would be server.js which will initiate the mongoose and start the server on the dedicated port</w:t>
+      </w:r>
+    </w:p>
+    <w:p>
+      <w:pPr>
+        <w:rPr>
+          <w:sz w:val="36"/>
+          <w:szCs w:val="36"/>
+          <w:lang w:val="en-US"/>
+        </w:rPr>
+      </w:pPr>
+    </w:p>
+    <w:p>
+      <w:pPr>
+        <w:rPr>
+          <w:sz w:val="36"/>
+          <w:szCs w:val="36"/>
+          <w:lang w:val="en-US"/>
+        </w:rPr>
+      </w:pPr>
+      <w:r>
+        <w:rPr>
+          <w:sz w:val="36"/>
+          <w:szCs w:val="36"/>
+          <w:lang w:val="en-US"/>
+        </w:rPr>
+        <w:t xml:space="preserve">12)Rest API for </w:t>
+      </w:r>
+      <w:r>
+        <w:rPr>
+          <w:sz w:val="36"/>
+          <w:szCs w:val="36"/>
+          <w:lang w:val="en-US"/>
+        </w:rPr>
+        <w:t>P</w:t>
+      </w:r>
+      <w:r>
+        <w:rPr>
+          <w:sz w:val="36"/>
+          <w:szCs w:val="36"/>
+          <w:lang w:val="en-US"/>
+        </w:rPr>
+        <w:t>roduct Collection</w:t>
+      </w:r>
+    </w:p>
+    <w:p>
+      <w:pPr>
+        <w:rPr>
+          <w:sz w:val="36"/>
+          <w:szCs w:val="36"/>
+          <w:lang w:val="en-US"/>
+        </w:rPr>
+      </w:pPr>
+    </w:p>
+    <w:p>
+      <w:pPr>
+        <w:rPr>
+          <w:sz w:val="36"/>
+          <w:szCs w:val="36"/>
+          <w:lang w:val="en-US"/>
+        </w:rPr>
+      </w:pPr>
+      <w:r>
+        <w:rPr>
+          <w:sz w:val="36"/>
+          <w:szCs w:val="36"/>
+          <w:lang w:val="en-US"/>
+        </w:rPr>
+        <w:t xml:space="preserve">13)MongoDB is a database which is a NO SQL database. meaning that it follows a schema based or a </w:t>
+      </w:r>
+      <w:r>
+        <w:rPr>
+          <w:sz w:val="36"/>
+          <w:szCs w:val="36"/>
+          <w:lang w:val="en-US"/>
+        </w:rPr>
+        <w:t>Json</w:t>
+      </w:r>
+      <w:r>
+        <w:rPr>
+          <w:sz w:val="36"/>
+          <w:szCs w:val="36"/>
+          <w:lang w:val="en-US"/>
+        </w:rPr>
+        <w:t xml:space="preserve"> like structure to store the data.</w:t>
+      </w:r>
+    </w:p>
+    <w:p>
+      <w:pPr>
+        <w:rPr>
+          <w:sz w:val="36"/>
+          <w:szCs w:val="36"/>
+          <w:lang w:val="en-US"/>
+        </w:rPr>
+      </w:pPr>
+      <w:r>
+        <w:rPr>
+          <w:sz w:val="36"/>
+          <w:szCs w:val="36"/>
+          <w:lang w:val="en-US"/>
+        </w:rPr>
+        <w:t xml:space="preserve">SQL database is a structured data base stored in in the form of rows and </w:t>
+      </w:r>
+      <w:r>
+        <w:rPr>
+          <w:sz w:val="36"/>
+          <w:szCs w:val="36"/>
+          <w:lang w:val="en-US"/>
+        </w:rPr>
+        <w:t>columns. Relies</w:t>
+      </w:r>
+      <w:r>
+        <w:rPr>
+          <w:sz w:val="36"/>
+          <w:szCs w:val="36"/>
+          <w:lang w:val="en-US"/>
+        </w:rPr>
+        <w:t xml:space="preserve"> on foreign key, Joins and those concepts.</w:t>
+      </w:r>
+    </w:p>
+    <w:p>
+      <w:pPr>
+        <w:rPr>
+          <w:sz w:val="36"/>
+          <w:szCs w:val="36"/>
+          <w:lang w:val="en-US"/>
+        </w:rPr>
+      </w:pPr>
+      <w:r>
+        <w:rPr>
+          <w:sz w:val="36"/>
+          <w:szCs w:val="36"/>
+          <w:lang w:val="en-US"/>
+        </w:rPr>
+        <w:t xml:space="preserve">MongoDB is a no SQL Database uses a </w:t>
+      </w:r>
+      <w:r>
+        <w:rPr>
+          <w:sz w:val="36"/>
+          <w:szCs w:val="36"/>
+          <w:lang w:val="en-US"/>
+        </w:rPr>
+        <w:t>Json</w:t>
+      </w:r>
+      <w:r>
+        <w:rPr>
+          <w:sz w:val="36"/>
+          <w:szCs w:val="36"/>
+          <w:lang w:val="en-US"/>
+        </w:rPr>
+        <w:t xml:space="preserve"> like structure We use collections here like collection of users lets say. And </w:t>
+      </w:r>
+      <w:r>
+        <w:rPr>
+          <w:sz w:val="36"/>
+          <w:szCs w:val="36"/>
+          <w:lang w:val="en-US"/>
+        </w:rPr>
+        <w:t>every</w:t>
+      </w:r>
+      <w:r>
+        <w:rPr>
+          <w:sz w:val="36"/>
+          <w:szCs w:val="36"/>
+          <w:lang w:val="en-US"/>
+        </w:rPr>
+        <w:t xml:space="preserve"> user data is stored in </w:t>
+      </w:r>
+      <w:r>
+        <w:rPr>
+          <w:sz w:val="36"/>
+          <w:szCs w:val="36"/>
+          <w:lang w:val="en-US"/>
+        </w:rPr>
+        <w:t>Json</w:t>
+      </w:r>
+      <w:r>
+        <w:rPr>
+          <w:sz w:val="36"/>
+          <w:szCs w:val="36"/>
+          <w:lang w:val="en-US"/>
+        </w:rPr>
+        <w:t xml:space="preserve"> format.</w:t>
+      </w:r>
+    </w:p>
+    <w:p>
+      <w:pPr>
+        <w:rPr>
+          <w:sz w:val="36"/>
+          <w:szCs w:val="36"/>
+          <w:lang w:val="en-US"/>
+        </w:rPr>
+      </w:pPr>
+    </w:p>
+    <w:p>
+      <w:pPr>
+        <w:rPr>
+          <w:sz w:val="36"/>
+          <w:szCs w:val="36"/>
+          <w:lang w:val="en-US"/>
+        </w:rPr>
+      </w:pPr>
+      <w:r>
+        <w:rPr>
+          <w:sz w:val="36"/>
+          <w:szCs w:val="36"/>
+          <w:lang w:val="en-US"/>
+        </w:rPr>
+        <w:t xml:space="preserve">14) Approximate structure of </w:t>
+      </w:r>
+      <w:proofErr w:type="spellStart"/>
+      <w:r>
+        <w:rPr>
+          <w:sz w:val="36"/>
+          <w:szCs w:val="36"/>
+          <w:lang w:val="en-US"/>
+        </w:rPr>
+        <w:t>userSchema</w:t>
+      </w:r>
+      <w:proofErr w:type="spellEnd"/>
+      <w:r>
+        <w:rPr>
+          <w:sz w:val="36"/>
+          <w:szCs w:val="36"/>
+          <w:lang w:val="en-US"/>
+        </w:rPr>
+        <w:t>.</w:t>
+      </w:r>
+    </w:p>
+    <w:p>
+      <w:pPr>
+        <w:rPr>
+          <w:sz w:val="36"/>
+          <w:szCs w:val="36"/>
+          <w:lang w:val="en-US"/>
+        </w:rPr>
+      </w:pPr>
+    </w:p>
+    <w:p>
+      <w:pPr>
+        <w:rPr>
+          <w:sz w:val="36"/>
+          <w:szCs w:val="36"/>
+          <w:lang w:val="en-US"/>
+        </w:rPr>
+      </w:pPr>
+      <w:r>
+        <w:rPr>
+          <w:sz w:val="36"/>
+          <w:szCs w:val="36"/>
+          <w:lang w:val="en-US"/>
+        </w:rPr>
+        <w:t xml:space="preserve">const </w:t>
+      </w:r>
+      <w:proofErr w:type="spellStart"/>
+      <w:r>
+        <w:rPr>
+          <w:sz w:val="36"/>
+          <w:szCs w:val="36"/>
+          <w:lang w:val="en-US"/>
+        </w:rPr>
+        <w:t>userSchema</w:t>
+      </w:r>
+      <w:proofErr w:type="spellEnd"/>
+      <w:r>
+        <w:rPr>
+          <w:sz w:val="36"/>
+          <w:szCs w:val="36"/>
+          <w:lang w:val="en-US"/>
+        </w:rPr>
+        <w:t xml:space="preserve">= </w:t>
+      </w:r>
+      <w:proofErr w:type="spellStart"/>
+      <w:r>
+        <w:rPr>
+          <w:sz w:val="36"/>
+          <w:szCs w:val="36"/>
+          <w:lang w:val="en-US"/>
+        </w:rPr>
+        <w:t>mongoose.Schema</w:t>
+      </w:r>
+      <w:proofErr w:type="spellEnd"/>
+      <w:r>
+        <w:rPr>
+          <w:sz w:val="36"/>
+          <w:szCs w:val="36"/>
+          <w:lang w:val="en-US"/>
+        </w:rPr>
+        <w:t>({</w:t>
+      </w:r>
+    </w:p>
+    <w:p>
+      <w:pPr>
+        <w:rPr>
+          <w:sz w:val="36"/>
+          <w:szCs w:val="36"/>
+          <w:lang w:val="en-US"/>
+        </w:rPr>
+      </w:pPr>
+      <w:proofErr w:type="spellStart"/>
+      <w:r>
+        <w:rPr>
+          <w:sz w:val="36"/>
+          <w:szCs w:val="36"/>
+          <w:lang w:val="en-US"/>
+        </w:rPr>
+        <w:lastRenderedPageBreak/>
+        <w:t>name:Advait</w:t>
+      </w:r>
+      <w:proofErr w:type="spellEnd"/>
+    </w:p>
+    <w:p>
+      <w:pPr>
+        <w:rPr>
+          <w:sz w:val="36"/>
+          <w:szCs w:val="36"/>
+          <w:lang w:val="en-US"/>
+        </w:rPr>
+      </w:pPr>
+      <w:r>
+        <w:rPr>
+          <w:sz w:val="36"/>
+          <w:szCs w:val="36"/>
+          <w:lang w:val="en-US"/>
+        </w:rPr>
+        <w:t>email:advaitnaik@gmail.com</w:t>
+      </w:r>
+    </w:p>
+    <w:p>
+      <w:pPr>
+        <w:rPr>
+          <w:sz w:val="36"/>
+          <w:szCs w:val="36"/>
+          <w:lang w:val="en-US"/>
+        </w:rPr>
+      </w:pPr>
+      <w:r>
+        <w:rPr>
+          <w:sz w:val="36"/>
+          <w:szCs w:val="36"/>
+          <w:lang w:val="en-US"/>
+        </w:rPr>
+        <w:t>course: MERN Stack</w:t>
+      </w:r>
+    </w:p>
+    <w:p>
+      <w:pPr>
+        <w:rPr>
+          <w:sz w:val="36"/>
+          <w:szCs w:val="36"/>
+          <w:lang w:val="en-US"/>
+        </w:rPr>
+      </w:pPr>
+      <w:r>
+        <w:rPr>
+          <w:sz w:val="36"/>
+          <w:szCs w:val="36"/>
+          <w:lang w:val="en-US"/>
+        </w:rPr>
+        <w:t>Marks:50</w:t>
+      </w:r>
+    </w:p>
+    <w:p>
+      <w:pPr>
+        <w:rPr>
+          <w:sz w:val="36"/>
+          <w:szCs w:val="36"/>
+          <w:lang w:val="en-US"/>
+        </w:rPr>
+      </w:pPr>
+      <w:r>
+        <w:rPr>
+          <w:sz w:val="36"/>
+          <w:szCs w:val="36"/>
+          <w:lang w:val="en-US"/>
+        </w:rPr>
+        <w:t>)}</w:t>
+      </w:r>
+    </w:p>
+    <w:p>
+      <w:pPr>
+        <w:rPr>
+          <w:sz w:val="36"/>
+          <w:szCs w:val="36"/>
+          <w:lang w:val="en-US"/>
+        </w:rPr>
+      </w:pPr>
+    </w:p>
+    <w:p>
+      <w:pPr>
+        <w:rPr>
+          <w:sz w:val="36"/>
+          <w:szCs w:val="36"/>
+          <w:lang w:val="en-US"/>
+        </w:rPr>
+      </w:pPr>
+      <w:r>
+        <w:rPr>
+          <w:sz w:val="36"/>
+          <w:szCs w:val="36"/>
+          <w:lang w:val="en-US"/>
+        </w:rPr>
+        <w:t xml:space="preserve">const </w:t>
+      </w:r>
+      <w:proofErr w:type="spellStart"/>
+      <w:r>
+        <w:rPr>
+          <w:sz w:val="36"/>
+          <w:szCs w:val="36"/>
+          <w:lang w:val="en-US"/>
+        </w:rPr>
+        <w:t>usermodel</w:t>
+      </w:r>
+      <w:proofErr w:type="spellEnd"/>
+      <w:r>
+        <w:rPr>
+          <w:sz w:val="36"/>
+          <w:szCs w:val="36"/>
+          <w:lang w:val="en-US"/>
+        </w:rPr>
+        <w:t xml:space="preserve"> = Model (“user”,</w:t>
+      </w:r>
+      <w:proofErr w:type="spellStart"/>
+      <w:r>
+        <w:rPr>
+          <w:sz w:val="36"/>
+          <w:szCs w:val="36"/>
+          <w:lang w:val="en-US"/>
+        </w:rPr>
+        <w:t>userSchema</w:t>
+      </w:r>
+      <w:proofErr w:type="spellEnd"/>
+      <w:r>
+        <w:rPr>
+          <w:sz w:val="36"/>
+          <w:szCs w:val="36"/>
+          <w:lang w:val="en-US"/>
+        </w:rPr>
+        <w:t>);</w:t>
+      </w:r>
+    </w:p>
+    <w:p>
+      <w:pPr>
+        <w:rPr>
+          <w:sz w:val="36"/>
+          <w:szCs w:val="36"/>
+          <w:lang w:val="en-US"/>
+        </w:rPr>
+      </w:pPr>
+      <w:r>
+        <w:rPr>
+          <w:sz w:val="36"/>
+          <w:szCs w:val="36"/>
+          <w:lang w:val="en-US"/>
+        </w:rPr>
+        <w:t xml:space="preserve">export default </w:t>
+      </w:r>
+      <w:proofErr w:type="spellStart"/>
+      <w:r>
+        <w:rPr>
+          <w:sz w:val="36"/>
+          <w:szCs w:val="36"/>
+          <w:lang w:val="en-US"/>
+        </w:rPr>
+        <w:t>usermodel</w:t>
+      </w:r>
+      <w:proofErr w:type="spellEnd"/>
+      <w:r>
+        <w:rPr>
+          <w:sz w:val="36"/>
+          <w:szCs w:val="36"/>
+          <w:lang w:val="en-US"/>
+        </w:rPr>
+        <w:t>;</w:t>
+      </w:r>
+    </w:p>
+    <w:p>
+      <w:pPr>
+        <w:rPr>
+          <w:sz w:val="36"/>
+          <w:szCs w:val="36"/>
+          <w:lang w:val="en-US"/>
+        </w:rPr>
+      </w:pPr>
+    </w:p>
+    <w:p>
+      <w:pPr>
+        <w:rPr>
+          <w:sz w:val="36"/>
+          <w:szCs w:val="36"/>
+          <w:lang w:val="en-US"/>
+        </w:rPr>
+      </w:pPr>
+      <w:r>
+        <w:rPr>
+          <w:sz w:val="36"/>
+          <w:szCs w:val="36"/>
+          <w:lang w:val="en-US"/>
+        </w:rPr>
+        <w:t xml:space="preserve">15) Find </w:t>
+      </w:r>
+      <w:r>
+        <w:rPr>
+          <w:sz w:val="36"/>
+          <w:szCs w:val="36"/>
+          <w:lang w:val="en-US"/>
+        </w:rPr>
+        <w:t>–</w:t>
+      </w:r>
+      <w:r>
+        <w:rPr>
+          <w:sz w:val="36"/>
+          <w:szCs w:val="36"/>
+          <w:lang w:val="en-US"/>
+        </w:rPr>
+        <w:t xml:space="preserve"> </w:t>
+      </w:r>
+      <w:r>
+        <w:rPr>
+          <w:sz w:val="36"/>
+          <w:szCs w:val="36"/>
+          <w:lang w:val="en-US"/>
+        </w:rPr>
+        <w:t>is used to get all the users in general</w:t>
+      </w:r>
+    </w:p>
+    <w:p>
+      <w:pPr>
+        <w:rPr>
+          <w:sz w:val="36"/>
+          <w:szCs w:val="36"/>
+          <w:lang w:val="en-US"/>
+        </w:rPr>
+      </w:pPr>
+      <w:r>
+        <w:rPr>
+          <w:sz w:val="36"/>
+          <w:szCs w:val="36"/>
+          <w:lang w:val="en-US"/>
+        </w:rPr>
+        <w:t xml:space="preserve">Find used like </w:t>
+      </w:r>
+      <w:proofErr w:type="spellStart"/>
+      <w:r>
+        <w:rPr>
+          <w:sz w:val="36"/>
+          <w:szCs w:val="36"/>
+          <w:lang w:val="en-US"/>
+        </w:rPr>
+        <w:t>user.find</w:t>
+      </w:r>
+      <w:proofErr w:type="spellEnd"/>
+      <w:r>
+        <w:rPr>
+          <w:sz w:val="36"/>
+          <w:szCs w:val="36"/>
+          <w:lang w:val="en-US"/>
+        </w:rPr>
+        <w:t>(); will fetch all the users</w:t>
+      </w:r>
+    </w:p>
+    <w:p>
+      <w:pPr>
+        <w:rPr>
+          <w:sz w:val="36"/>
+          <w:szCs w:val="36"/>
+          <w:lang w:val="en-US"/>
+        </w:rPr>
+      </w:pPr>
+      <w:proofErr w:type="spellStart"/>
+      <w:r>
+        <w:rPr>
+          <w:sz w:val="36"/>
+          <w:szCs w:val="36"/>
+          <w:lang w:val="en-US"/>
+        </w:rPr>
+        <w:t>findOne</w:t>
+      </w:r>
+      <w:proofErr w:type="spellEnd"/>
+      <w:r>
+        <w:rPr>
+          <w:sz w:val="36"/>
+          <w:szCs w:val="36"/>
+          <w:lang w:val="en-US"/>
+        </w:rPr>
+        <w:t xml:space="preserve">()- will just find the first entry </w:t>
+      </w:r>
+    </w:p>
+    <w:p>
+      <w:pPr>
+        <w:rPr>
+          <w:sz w:val="36"/>
+          <w:szCs w:val="36"/>
+          <w:lang w:val="en-US"/>
+        </w:rPr>
+      </w:pPr>
+      <w:proofErr w:type="spellStart"/>
+      <w:r>
+        <w:rPr>
+          <w:sz w:val="36"/>
+          <w:szCs w:val="36"/>
+          <w:lang w:val="en-US"/>
+        </w:rPr>
+        <w:t>findById</w:t>
+      </w:r>
+      <w:proofErr w:type="spellEnd"/>
+      <w:r>
+        <w:rPr>
+          <w:sz w:val="36"/>
+          <w:szCs w:val="36"/>
+          <w:lang w:val="en-US"/>
+        </w:rPr>
+        <w:t>() – Finds using the specific id – may be used with put or delete</w:t>
+      </w:r>
+    </w:p>
+    <w:p>
+      <w:pPr>
+        <w:rPr>
+          <w:sz w:val="36"/>
+          <w:szCs w:val="36"/>
+          <w:lang w:val="en-US"/>
+        </w:rPr>
+      </w:pPr>
+    </w:p>
+    <w:p>
+      <w:pPr>
+        <w:rPr>
+          <w:sz w:val="36"/>
+          <w:szCs w:val="36"/>
+          <w:lang w:val="en-US"/>
+        </w:rPr>
+      </w:pPr>
+      <w:r>
+        <w:rPr>
+          <w:sz w:val="36"/>
+          <w:szCs w:val="36"/>
+          <w:lang w:val="en-US"/>
+        </w:rPr>
+        <w:t>16)Mongo DB Queries will roughly use the following</w:t>
+      </w:r>
+    </w:p>
+    <w:p>
+      <w:pPr>
+        <w:rPr>
+          <w:sz w:val="36"/>
+          <w:szCs w:val="36"/>
+          <w:lang w:val="en-US"/>
+        </w:rPr>
+      </w:pPr>
+      <w:r>
+        <w:rPr>
+          <w:sz w:val="36"/>
+          <w:szCs w:val="36"/>
+          <w:lang w:val="en-US"/>
+        </w:rPr>
+        <w:t>Users above age 25 will use greater than operator.</w:t>
+      </w:r>
+    </w:p>
+    <w:p>
+      <w:pPr>
+        <w:rPr>
+          <w:sz w:val="36"/>
+          <w:szCs w:val="36"/>
+          <w:lang w:val="en-US"/>
+        </w:rPr>
+      </w:pPr>
+    </w:p>
+    <w:p>
+      <w:pPr>
+        <w:rPr>
+          <w:sz w:val="36"/>
+          <w:szCs w:val="36"/>
+          <w:lang w:val="en-US"/>
+        </w:rPr>
+      </w:pPr>
+      <w:proofErr w:type="spellStart"/>
+      <w:r>
+        <w:rPr>
+          <w:sz w:val="36"/>
+          <w:szCs w:val="36"/>
+          <w:lang w:val="en-US"/>
+        </w:rPr>
+        <w:t>Users.find</w:t>
+      </w:r>
+      <w:proofErr w:type="spellEnd"/>
+      <w:r>
+        <w:rPr>
+          <w:sz w:val="36"/>
+          <w:szCs w:val="36"/>
+          <w:lang w:val="en-US"/>
+        </w:rPr>
+        <w:t>($</w:t>
+      </w:r>
+      <w:proofErr w:type="spellStart"/>
+      <w:r>
+        <w:rPr>
+          <w:sz w:val="36"/>
+          <w:szCs w:val="36"/>
+          <w:lang w:val="en-US"/>
+        </w:rPr>
+        <w:t>gt</w:t>
+      </w:r>
+      <w:proofErr w:type="spellEnd"/>
+      <w:r>
+        <w:rPr>
+          <w:sz w:val="36"/>
+          <w:szCs w:val="36"/>
+          <w:lang w:val="en-US"/>
+        </w:rPr>
+        <w:t>: 12) // something like this</w:t>
+      </w:r>
+    </w:p>
+    <w:p>
+      <w:pPr>
+        <w:rPr>
+          <w:sz w:val="36"/>
+          <w:szCs w:val="36"/>
+          <w:lang w:val="en-US"/>
+        </w:rPr>
+      </w:pPr>
+      <w:proofErr w:type="spellStart"/>
+      <w:r>
+        <w:rPr>
+          <w:sz w:val="36"/>
+          <w:szCs w:val="36"/>
+          <w:lang w:val="en-US"/>
+        </w:rPr>
+        <w:t>Users.delete</w:t>
+      </w:r>
+      <w:proofErr w:type="spellEnd"/>
+      <w:r>
+        <w:rPr>
+          <w:sz w:val="36"/>
+          <w:szCs w:val="36"/>
+          <w:lang w:val="en-US"/>
+        </w:rPr>
+        <w:t>({</w:t>
+      </w:r>
+      <w:proofErr w:type="spellStart"/>
+      <w:r>
+        <w:rPr>
+          <w:sz w:val="36"/>
+          <w:szCs w:val="36"/>
+          <w:lang w:val="en-US"/>
+        </w:rPr>
+        <w:t>status:inactive</w:t>
+      </w:r>
+      <w:proofErr w:type="spellEnd"/>
+      <w:r>
+        <w:rPr>
+          <w:sz w:val="36"/>
+          <w:szCs w:val="36"/>
+          <w:lang w:val="en-US"/>
+        </w:rPr>
+        <w:t>) // something like this.</w:t>
+      </w:r>
+    </w:p>
+    <w:p>
+      <w:pPr>
+        <w:rPr>
+          <w:sz w:val="36"/>
+          <w:szCs w:val="36"/>
+          <w:lang w:val="en-US"/>
+        </w:rPr>
+      </w:pPr>
+    </w:p>
+    <w:p>
+      <w:pPr>
+        <w:rPr>
+          <w:sz w:val="36"/>
+          <w:szCs w:val="36"/>
+          <w:lang w:val="en-US"/>
+        </w:rPr>
+      </w:pPr>
+      <w:r>
+        <w:rPr>
+          <w:sz w:val="36"/>
+          <w:szCs w:val="36"/>
+          <w:lang w:val="en-US"/>
+        </w:rPr>
+        <w:lastRenderedPageBreak/>
+        <w:t xml:space="preserve">17)This is called one to many relationship where you specify </w:t>
+      </w:r>
+    </w:p>
+    <w:p>
+      <w:pPr>
+        <w:rPr>
+          <w:sz w:val="36"/>
+          <w:szCs w:val="36"/>
+          <w:lang w:val="en-US"/>
+        </w:rPr>
+      </w:pPr>
+    </w:p>
+    <w:p>
+      <w:pPr>
+        <w:rPr>
+          <w:sz w:val="36"/>
+          <w:szCs w:val="36"/>
+          <w:lang w:val="en-US"/>
+        </w:rPr>
+      </w:pPr>
+      <w:r>
+        <w:rPr>
+          <w:sz w:val="36"/>
+          <w:szCs w:val="36"/>
+          <w:lang w:val="en-US"/>
+        </w:rPr>
+        <w:t>m</w:t>
+      </w:r>
+      <w:r>
+        <w:rPr>
+          <w:sz w:val="36"/>
+          <w:szCs w:val="36"/>
+          <w:lang w:val="en-US"/>
+        </w:rPr>
+        <w:t>ongoose.Schema.ObjectID(</w:t>
+      </w:r>
+    </w:p>
+    <w:p>
+      <w:pPr>
+        <w:rPr>
+          <w:sz w:val="36"/>
+          <w:szCs w:val="36"/>
+          <w:lang w:val="en-US"/>
+        </w:rPr>
+      </w:pPr>
+    </w:p>
+    <w:p>
+      <w:pPr>
+        <w:rPr>
+          <w:sz w:val="36"/>
+          <w:szCs w:val="36"/>
+          <w:lang w:val="en-US"/>
+        </w:rPr>
+      </w:pPr>
+      <w:r>
+        <w:rPr>
+          <w:sz w:val="36"/>
+          <w:szCs w:val="36"/>
+          <w:lang w:val="en-US"/>
+        </w:rPr>
+        <w:t>ref: user // user schema is used as a reference here is what I remember</w:t>
+      </w:r>
+    </w:p>
+    <w:p>
+      <w:pPr>
+        <w:rPr>
+          <w:sz w:val="36"/>
+          <w:szCs w:val="36"/>
+          <w:lang w:val="en-US"/>
+        </w:rPr>
+      </w:pPr>
+      <w:r>
+        <w:rPr>
+          <w:sz w:val="36"/>
+          <w:szCs w:val="36"/>
+          <w:lang w:val="en-US"/>
+        </w:rPr>
+        <w:t>}</w:t>
+      </w:r>
+    </w:p>
+    <w:p>
+      <w:pPr>
+        <w:rPr>
+          <w:sz w:val="36"/>
+          <w:szCs w:val="36"/>
+          <w:lang w:val="en-US"/>
+        </w:rPr>
+      </w:pPr>
+    </w:p>
+    <w:p>
+      <w:pPr>
+        <w:rPr>
+          <w:sz w:val="36"/>
+          <w:szCs w:val="36"/>
+          <w:lang w:val="en-US"/>
+        </w:rPr>
+      </w:pPr>
+      <w:r>
+        <w:rPr>
+          <w:sz w:val="36"/>
+          <w:szCs w:val="36"/>
+          <w:lang w:val="en-US"/>
+        </w:rPr>
+        <w:t>18)</w:t>
+      </w:r>
+      <w:r>
+        <w:rPr>
+          <w:sz w:val="36"/>
+          <w:szCs w:val="36"/>
+          <w:lang w:val="en-US"/>
+        </w:rPr>
+        <w:t>Aggregation</w:t>
+      </w:r>
+      <w:r>
+        <w:rPr>
+          <w:sz w:val="36"/>
+          <w:szCs w:val="36"/>
+          <w:lang w:val="en-US"/>
+        </w:rPr>
+        <w:t xml:space="preserve"> makes our life easy</w:t>
+      </w:r>
+      <w:r>
+        <w:rPr>
+          <w:sz w:val="36"/>
+          <w:szCs w:val="36"/>
+          <w:lang w:val="en-US"/>
+        </w:rPr>
+        <w:t xml:space="preserve"> while using </w:t>
+      </w:r>
+      <w:r>
+        <w:rPr>
+          <w:sz w:val="36"/>
+          <w:szCs w:val="36"/>
+          <w:lang w:val="en-US"/>
+        </w:rPr>
+        <w:t>MongoDB</w:t>
+      </w:r>
+    </w:p>
+    <w:p>
+      <w:pPr>
+        <w:rPr>
+          <w:sz w:val="36"/>
+          <w:szCs w:val="36"/>
+          <w:lang w:val="en-US"/>
+        </w:rPr>
+      </w:pPr>
+      <w:r>
+        <w:rPr>
+          <w:sz w:val="36"/>
+          <w:szCs w:val="36"/>
+          <w:lang w:val="en-US"/>
+        </w:rPr>
+        <w:t xml:space="preserve">We use </w:t>
+      </w:r>
+      <w:r>
+        <w:rPr>
+          <w:sz w:val="36"/>
+          <w:szCs w:val="36"/>
+          <w:lang w:val="en-US"/>
+        </w:rPr>
+        <w:t>matching,</w:t>
+      </w:r>
+      <w:r>
+        <w:rPr>
+          <w:sz w:val="36"/>
+          <w:szCs w:val="36"/>
+          <w:lang w:val="en-US"/>
+        </w:rPr>
+        <w:t xml:space="preserve"> </w:t>
+      </w:r>
+      <w:r>
+        <w:rPr>
+          <w:sz w:val="36"/>
+          <w:szCs w:val="36"/>
+          <w:lang w:val="en-US"/>
+        </w:rPr>
+        <w:t>grouping, unwinding</w:t>
+      </w:r>
+      <w:r>
+        <w:rPr>
+          <w:sz w:val="36"/>
+          <w:szCs w:val="36"/>
+          <w:lang w:val="en-US"/>
+        </w:rPr>
+        <w:t xml:space="preserve"> and projection.</w:t>
+      </w:r>
+    </w:p>
+    <w:p>
+      <w:pPr>
+        <w:rPr>
+          <w:sz w:val="36"/>
+          <w:szCs w:val="36"/>
+          <w:lang w:val="en-US"/>
+        </w:rPr>
+      </w:pPr>
+      <w:r>
+        <w:rPr>
+          <w:sz w:val="36"/>
+          <w:szCs w:val="36"/>
+          <w:lang w:val="en-US"/>
+        </w:rPr>
+        <w:t xml:space="preserve">To write this query we first may use unwinding to unwind the category say “Electronics” then we may use summation </w:t>
+      </w:r>
+      <w:r>
+        <w:rPr>
+          <w:sz w:val="36"/>
+          <w:szCs w:val="36"/>
+          <w:lang w:val="en-US"/>
+        </w:rPr>
+        <w:t>aggregator</w:t>
+      </w:r>
+      <w:r>
+        <w:rPr>
+          <w:sz w:val="36"/>
+          <w:szCs w:val="36"/>
+          <w:lang w:val="en-US"/>
+        </w:rPr>
+        <w:t xml:space="preserve"> in the matching stage to sum up.</w:t>
+      </w:r>
+    </w:p>
+    <w:p>
+      <w:pPr>
+        <w:rPr>
+          <w:sz w:val="36"/>
+          <w:szCs w:val="36"/>
+          <w:lang w:val="en-US"/>
+        </w:rPr>
+      </w:pPr>
+      <w:r>
+        <w:rPr>
+          <w:sz w:val="36"/>
+          <w:szCs w:val="36"/>
+          <w:lang w:val="en-US"/>
+        </w:rPr>
+        <w:t>Something like that we must do.</w:t>
+      </w:r>
+    </w:p>
+    <w:p>
+      <w:pPr>
+        <w:rPr>
+          <w:sz w:val="36"/>
+          <w:szCs w:val="36"/>
+          <w:lang w:val="en-US"/>
+        </w:rPr>
+      </w:pPr>
+      <w:r>
+        <w:rPr>
+          <w:sz w:val="36"/>
+          <w:szCs w:val="36"/>
+          <w:lang w:val="en-US"/>
+        </w:rPr>
+        <w:t>19)</w:t>
+      </w:r>
+    </w:p>
+    <w:p>
+      <w:pPr>
+        <w:rPr>
+          <w:sz w:val="36"/>
+          <w:szCs w:val="36"/>
+          <w:lang w:val="en-US"/>
+        </w:rPr>
+      </w:pPr>
+    </w:p>
+    <w:p>
+      <w:pPr>
+        <w:rPr>
+          <w:sz w:val="36"/>
+          <w:szCs w:val="36"/>
+          <w:lang w:val="en-US"/>
+        </w:rPr>
+      </w:pPr>
+      <w:r>
+        <w:rPr>
+          <w:sz w:val="36"/>
+          <w:szCs w:val="36"/>
+          <w:lang w:val="en-US"/>
+        </w:rPr>
+        <w:t xml:space="preserve">20)At this point it is a bit difficult for me to </w:t>
+      </w:r>
+      <w:r>
+        <w:rPr>
+          <w:sz w:val="36"/>
+          <w:szCs w:val="36"/>
+          <w:lang w:val="en-US"/>
+        </w:rPr>
+        <w:t xml:space="preserve">answer </w:t>
+      </w:r>
+      <w:r>
+        <w:rPr>
+          <w:sz w:val="36"/>
+          <w:szCs w:val="36"/>
+          <w:lang w:val="en-US"/>
+        </w:rPr>
+        <w:t>as I don’t remember the exact syntax without the help of VS code .. but I will try revise everything so I become perfect in it.</w:t>
+      </w:r>
+    </w:p>
+    <w:p>
+      <w:pPr>
+        <w:rPr>
+          <w:sz w:val="36"/>
+          <w:szCs w:val="36"/>
+          <w:lang w:val="en-US"/>
+        </w:rPr>
+      </w:pPr>
+    </w:p>
+    <w:p>
+      <w:pPr>
+        <w:rPr>
+          <w:sz w:val="36"/>
+          <w:szCs w:val="36"/>
+          <w:lang w:val="en-US"/>
+        </w:rPr>
+      </w:pPr>
+    </w:p>
+    <w:p>
+      <w:pPr>
+        <w:rPr>
+          <w:sz w:val="36"/>
+          <w:szCs w:val="36"/>
+          <w:lang w:val="en-US"/>
+        </w:rPr>
+      </w:pPr>
+    </w:p>
+    <w:p>
+      <w:pPr>
+        <w:rPr>
+          <w:sz w:val="36"/>
+          <w:szCs w:val="36"/>
+          <w:lang w:val="en-US"/>
+        </w:rPr>
+      </w:pPr>
+    </w:p>
+    <w:p>
+      <w:pPr>
+        <w:rPr>
+          <w:sz w:val="36"/>
+          <w:szCs w:val="36"/>
+          <w:lang w:val="en-US"/>
+        </w:rPr>
+      </w:pPr>
+    </w:p>
+    <w:p>
+      <w:pPr>
+        <w:rPr>
+          <w:sz w:val="36"/>
+          <w:szCs w:val="36"/>
+          <w:lang w:val="en-US"/>
+        </w:rPr>
+      </w:pPr>
+    </w:p>
+    <w:p>
+      <w:pPr>
+        <w:rPr>
+          <w:sz w:val="36"/>
+          <w:szCs w:val="36"/>
+          <w:lang w:val="en-US"/>
+        </w:rPr>
+      </w:pPr>
+    </w:p>
+    <w:p>
+      <w:pPr>
+        <w:ind w:firstLine="360"/>
         <w:rPr>
           <w:b/>
           <w:bCs/>
@@ -80,462 +4688,7 @@
           <w:szCs w:val="36"/>
           <w:lang w:val="en-US"/>
         </w:rPr>
-        <w:t>1)</w:t>
-      </w:r>
-      <w:r>
-        <w:rPr>
-          <w:b/>
-          <w:bCs/>
-          <w:sz w:val="36"/>
-          <w:szCs w:val="36"/>
-          <w:lang w:val="en-US"/>
-        </w:rPr>
-        <w:t xml:space="preserve"> </w:t>
-      </w:r>
-    </w:p>
-    <w:p>
-      <w:pPr>
-        <w:ind w:left="360"/>
-        <w:rPr>
-          <w:sz w:val="36"/>
-          <w:szCs w:val="36"/>
-          <w:lang w:val="en-US"/>
-        </w:rPr>
-      </w:pPr>
-      <w:r>
-        <w:rPr>
-          <w:b/>
-          <w:bCs/>
-          <w:sz w:val="36"/>
-          <w:szCs w:val="36"/>
-          <w:lang w:val="en-US"/>
-        </w:rPr>
-        <w:t>2)</w:t>
-      </w:r>
-    </w:p>
-    <w:p>
-      <w:pPr>
-        <w:ind w:left="360"/>
-        <w:rPr>
-          <w:sz w:val="36"/>
-          <w:szCs w:val="36"/>
-          <w:lang w:val="en-US"/>
-        </w:rPr>
-      </w:pPr>
-      <w:r>
-        <w:rPr>
-          <w:b/>
-          <w:bCs/>
-          <w:sz w:val="36"/>
-          <w:szCs w:val="36"/>
-          <w:lang w:val="en-US"/>
-        </w:rPr>
-        <w:t>3)</w:t>
-      </w:r>
-    </w:p>
-    <w:p>
-      <w:pPr>
-        <w:ind w:left="360"/>
-        <w:rPr>
-          <w:sz w:val="36"/>
-          <w:szCs w:val="36"/>
-          <w:lang w:val="en-US"/>
-        </w:rPr>
-      </w:pPr>
-      <w:r>
-        <w:rPr>
-          <w:b/>
-          <w:bCs/>
-          <w:sz w:val="36"/>
-          <w:szCs w:val="36"/>
-          <w:lang w:val="en-US"/>
-        </w:rPr>
-        <w:t>4)</w:t>
-      </w:r>
-    </w:p>
-    <w:p>
-      <w:pPr>
-        <w:ind w:left="360"/>
-        <w:rPr>
-          <w:sz w:val="36"/>
-          <w:szCs w:val="36"/>
-          <w:lang w:val="en-US"/>
-        </w:rPr>
-      </w:pPr>
-      <w:r>
-        <w:rPr>
-          <w:b/>
-          <w:bCs/>
-          <w:sz w:val="36"/>
-          <w:szCs w:val="36"/>
-          <w:lang w:val="en-US"/>
-        </w:rPr>
-        <w:t>5</w:t>
-      </w:r>
-      <w:r>
-        <w:rPr>
-          <w:b/>
-          <w:bCs/>
-          <w:sz w:val="36"/>
-          <w:szCs w:val="36"/>
-          <w:lang w:val="en-US"/>
-        </w:rPr>
-        <w:t>)</w:t>
-      </w:r>
-    </w:p>
-    <w:p>
-      <w:pPr>
-        <w:ind w:left="360"/>
-        <w:rPr>
-          <w:sz w:val="36"/>
-          <w:szCs w:val="36"/>
-          <w:lang w:val="en-US"/>
-        </w:rPr>
-      </w:pPr>
-      <w:r>
-        <w:rPr>
-          <w:b/>
-          <w:bCs/>
-          <w:sz w:val="36"/>
-          <w:szCs w:val="36"/>
-          <w:lang w:val="en-US"/>
-        </w:rPr>
-        <w:t>6</w:t>
-      </w:r>
-      <w:r>
-        <w:rPr>
-          <w:b/>
-          <w:bCs/>
-          <w:sz w:val="36"/>
-          <w:szCs w:val="36"/>
-          <w:lang w:val="en-US"/>
-        </w:rPr>
-        <w:t>)</w:t>
-      </w:r>
-    </w:p>
-    <w:p>
-      <w:pPr>
-        <w:ind w:left="360"/>
-        <w:rPr>
-          <w:sz w:val="36"/>
-          <w:szCs w:val="36"/>
-          <w:lang w:val="en-US"/>
-        </w:rPr>
-      </w:pPr>
-      <w:r>
-        <w:rPr>
-          <w:b/>
-          <w:bCs/>
-          <w:sz w:val="36"/>
-          <w:szCs w:val="36"/>
-          <w:lang w:val="en-US"/>
-        </w:rPr>
-        <w:t>7</w:t>
-      </w:r>
-      <w:r>
-        <w:rPr>
-          <w:b/>
-          <w:bCs/>
-          <w:sz w:val="36"/>
-          <w:szCs w:val="36"/>
-          <w:lang w:val="en-US"/>
-        </w:rPr>
-        <w:t>)</w:t>
-      </w:r>
-      <w:r>
-        <w:rPr>
-          <w:b/>
-          <w:bCs/>
-          <w:sz w:val="36"/>
-          <w:szCs w:val="36"/>
-          <w:lang w:val="en-US"/>
-        </w:rPr>
-        <w:t xml:space="preserve"> </w:t>
-      </w:r>
-    </w:p>
-    <w:p>
-      <w:pPr>
-        <w:ind w:firstLine="360"/>
-        <w:rPr>
-          <w:sz w:val="36"/>
-          <w:szCs w:val="36"/>
-          <w:lang w:val="en-US"/>
-        </w:rPr>
-      </w:pPr>
-      <w:r>
-        <w:rPr>
-          <w:b/>
-          <w:bCs/>
-          <w:sz w:val="36"/>
-          <w:szCs w:val="36"/>
-          <w:lang w:val="en-US"/>
-        </w:rPr>
-        <w:t xml:space="preserve">8) </w:t>
-      </w:r>
-    </w:p>
-    <w:p>
-      <w:pPr>
-        <w:ind w:firstLine="360"/>
-        <w:rPr>
-          <w:b/>
-          <w:bCs/>
-          <w:sz w:val="36"/>
-          <w:szCs w:val="36"/>
-          <w:lang w:val="en-US"/>
-        </w:rPr>
-      </w:pPr>
-      <w:r>
-        <w:rPr>
-          <w:b/>
-          <w:bCs/>
-          <w:sz w:val="36"/>
-          <w:szCs w:val="36"/>
-          <w:lang w:val="en-US"/>
-        </w:rPr>
-        <w:t>9)</w:t>
-      </w:r>
-    </w:p>
-    <w:p>
-      <w:pPr>
-        <w:ind w:firstLine="360"/>
-        <w:rPr>
-          <w:b/>
-          <w:bCs/>
-          <w:sz w:val="36"/>
-          <w:szCs w:val="36"/>
-          <w:lang w:val="en-US"/>
-        </w:rPr>
-      </w:pPr>
-      <w:r>
-        <w:rPr>
-          <w:b/>
-          <w:bCs/>
-          <w:sz w:val="36"/>
-          <w:szCs w:val="36"/>
-          <w:lang w:val="en-US"/>
-        </w:rPr>
-        <w:t>10)</w:t>
-      </w:r>
-    </w:p>
-    <w:p>
-      <w:pPr>
-        <w:ind w:firstLine="360"/>
-        <w:rPr>
-          <w:b/>
-          <w:bCs/>
-          <w:sz w:val="36"/>
-          <w:szCs w:val="36"/>
-          <w:lang w:val="en-US"/>
-        </w:rPr>
-      </w:pPr>
-      <w:r>
-        <w:rPr>
-          <w:b/>
-          <w:bCs/>
-          <w:sz w:val="36"/>
-          <w:szCs w:val="36"/>
-          <w:lang w:val="en-US"/>
-        </w:rPr>
-        <w:t>11)</w:t>
-      </w:r>
-    </w:p>
-    <w:p>
-      <w:pPr>
-        <w:ind w:firstLine="360"/>
-        <w:rPr>
-          <w:b/>
-          <w:bCs/>
-          <w:sz w:val="36"/>
-          <w:szCs w:val="36"/>
-          <w:lang w:val="en-US"/>
-        </w:rPr>
-      </w:pPr>
-      <w:r>
-        <w:rPr>
-          <w:b/>
-          <w:bCs/>
-          <w:sz w:val="36"/>
-          <w:szCs w:val="36"/>
-          <w:lang w:val="en-US"/>
-        </w:rPr>
-        <w:t>12)</w:t>
-      </w:r>
-    </w:p>
-    <w:p>
-      <w:pPr>
-        <w:ind w:firstLine="360"/>
-        <w:rPr>
-          <w:b/>
-          <w:bCs/>
-          <w:sz w:val="36"/>
-          <w:szCs w:val="36"/>
-          <w:lang w:val="en-US"/>
-        </w:rPr>
-      </w:pPr>
-      <w:r>
-        <w:rPr>
-          <w:b/>
-          <w:bCs/>
-          <w:sz w:val="36"/>
-          <w:szCs w:val="36"/>
-          <w:lang w:val="en-US"/>
-        </w:rPr>
-        <w:t>13)</w:t>
-      </w:r>
-    </w:p>
-    <w:p>
-      <w:pPr>
-        <w:ind w:firstLine="360"/>
-        <w:rPr>
-          <w:b/>
-          <w:bCs/>
-          <w:sz w:val="36"/>
-          <w:szCs w:val="36"/>
-          <w:lang w:val="en-US"/>
-        </w:rPr>
-      </w:pPr>
-      <w:r>
-        <w:rPr>
-          <w:b/>
-          <w:bCs/>
-          <w:sz w:val="36"/>
-          <w:szCs w:val="36"/>
-          <w:lang w:val="en-US"/>
-        </w:rPr>
-        <w:t>14)</w:t>
-      </w:r>
-    </w:p>
-    <w:p>
-      <w:pPr>
-        <w:ind w:firstLine="360"/>
-        <w:rPr>
-          <w:b/>
-          <w:bCs/>
-          <w:sz w:val="36"/>
-          <w:szCs w:val="36"/>
-          <w:lang w:val="en-US"/>
-        </w:rPr>
-      </w:pPr>
-      <w:r>
-        <w:rPr>
-          <w:b/>
-          <w:bCs/>
-          <w:sz w:val="36"/>
-          <w:szCs w:val="36"/>
-          <w:lang w:val="en-US"/>
-        </w:rPr>
-        <w:t>15)</w:t>
-      </w:r>
-    </w:p>
-    <w:p>
-      <w:pPr>
-        <w:ind w:firstLine="360"/>
-        <w:rPr>
-          <w:b/>
-          <w:bCs/>
-          <w:sz w:val="36"/>
-          <w:szCs w:val="36"/>
-          <w:lang w:val="en-US"/>
-        </w:rPr>
-      </w:pPr>
-      <w:r>
-        <w:rPr>
-          <w:b/>
-          <w:bCs/>
-          <w:sz w:val="36"/>
-          <w:szCs w:val="36"/>
-          <w:lang w:val="en-US"/>
-        </w:rPr>
-        <w:t>16)</w:t>
-      </w:r>
-    </w:p>
-    <w:p>
-      <w:pPr>
-        <w:ind w:firstLine="360"/>
-        <w:rPr>
-          <w:b/>
-          <w:bCs/>
-          <w:sz w:val="36"/>
-          <w:szCs w:val="36"/>
-          <w:lang w:val="en-US"/>
-        </w:rPr>
-      </w:pPr>
-      <w:r>
-        <w:rPr>
-          <w:b/>
-          <w:bCs/>
-          <w:sz w:val="36"/>
-          <w:szCs w:val="36"/>
-          <w:lang w:val="en-US"/>
-        </w:rPr>
-        <w:t>17)</w:t>
-      </w:r>
-    </w:p>
-    <w:p>
-      <w:pPr>
-        <w:ind w:firstLine="360"/>
-        <w:rPr>
-          <w:b/>
-          <w:bCs/>
-          <w:sz w:val="36"/>
-          <w:szCs w:val="36"/>
-          <w:lang w:val="en-US"/>
-        </w:rPr>
-      </w:pPr>
-      <w:r>
-        <w:rPr>
-          <w:b/>
-          <w:bCs/>
-          <w:sz w:val="36"/>
-          <w:szCs w:val="36"/>
-          <w:lang w:val="en-US"/>
-        </w:rPr>
-        <w:t>18)</w:t>
-      </w:r>
-    </w:p>
-    <w:p>
-      <w:pPr>
-        <w:ind w:firstLine="360"/>
-        <w:rPr>
-          <w:b/>
-          <w:bCs/>
-          <w:sz w:val="36"/>
-          <w:szCs w:val="36"/>
-          <w:lang w:val="en-US"/>
-        </w:rPr>
-      </w:pPr>
-      <w:r>
-        <w:rPr>
-          <w:b/>
-          <w:bCs/>
-          <w:sz w:val="36"/>
-          <w:szCs w:val="36"/>
-          <w:lang w:val="en-US"/>
-        </w:rPr>
-        <w:t>19)</w:t>
-      </w:r>
-    </w:p>
-    <w:p>
-      <w:pPr>
-        <w:ind w:firstLine="360"/>
-        <w:rPr>
-          <w:b/>
-          <w:bCs/>
-          <w:sz w:val="36"/>
-          <w:szCs w:val="36"/>
-          <w:lang w:val="en-US"/>
-        </w:rPr>
-      </w:pPr>
-      <w:r>
-        <w:rPr>
-          <w:b/>
-          <w:bCs/>
-          <w:sz w:val="36"/>
-          <w:szCs w:val="36"/>
-          <w:lang w:val="en-US"/>
-        </w:rPr>
-        <w:t>20)</w:t>
-      </w:r>
+      </w:pPr>
     </w:p>
     <w:p>
       <w:pPr>
@@ -656,16 +4809,16 @@
 <file path=word/numbering.xml><?xml version="1.0" encoding="utf-8"?>
 <w:numbering xmlns:wpc="http://schemas.microsoft.com/office/word/2010/wordprocessingCanvas" xmlns:cx="http://schemas.microsoft.com/office/drawing/2014/chartex" xmlns:cx1="http://schemas.microsoft.com/office/drawing/2015/9/8/chartex" xmlns:cx2="http://schemas.microsoft.com/office/drawing/2015/10/21/chartex" xmlns:cx3="http://schemas.microsoft.com/office/drawing/2016/5/9/chartex" xmlns:cx4="http://schemas.microsoft.com/office/drawing/2016/5/10/chartex" xmlns:cx5="http://schemas.microsoft.com/office/drawing/2016/5/11/chartex" xmlns:cx6="http://schemas.microsoft.com/office/drawing/2016/5/12/chartex" xmlns:cx7="http://schemas.microsoft.com/office/drawing/2016/5/13/chartex" xmlns:cx8="http://schemas.microsoft.com/office/drawing/2016/5/14/chartex" xmlns:mc="http://schemas.openxmlformats.org/markup-compatibility/2006" xmlns:aink="http://schemas.microsoft.com/office/drawing/2016/ink" xmlns:am3d="http://schemas.microsoft.com/office/drawing/2017/model3d" xmlns:o="urn:schemas-microsoft-com:office:office" xmlns:oel="http://schemas.microsoft.com/office/2019/extlst" xmlns:r="http://schemas.openxmlformats.org/officeDocument/2006/relationships" xmlns:m="http://schemas.openxmlformats.org/officeDocument/2006/math" xmlns:v="urn:schemas-microsoft-com:vml" xmlns:wp14="http://schemas.microsoft.com/office/word/2010/wordprocessingDrawing" xmlns:wp="http://schemas.openxmlformats.org/drawingml/2006/wordprocessingDrawing" xmlns:w10="urn:schemas-microsoft-com:office:word" xmlns:w="http://schemas.openxmlformats.org/wordprocessingml/2006/main" xmlns:w14="http://schemas.microsoft.com/office/word/2010/wordml" xmlns:w15="http://schemas.microsoft.com/office/word/2012/wordml" xmlns:w16cex="http://schemas.microsoft.com/office/word/2018/wordml/cex" xmlns:w16cid="http://schemas.microsoft.com/office/word/2016/wordml/cid" xmlns:w16="http://schemas.microsoft.com/office/word/2018/wordml" xmlns:w16du="http://schemas.microsoft.com/office/word/2023/wordml/word16du" xmlns:w16sdtdh="http://schemas.microsoft.com/office/word/2020/wordml/sdtdatahash" xmlns:w16sdtfl="http://schemas.microsoft.com/office/word/2024/wordml/sdtformatlock" xmlns:w16se="http://schemas.microsoft.com/office/word/2015/wordml/symex" xmlns:wpg="http://schemas.microsoft.com/office/word/2010/wordprocessingGroup" xmlns:wpi="http://schemas.microsoft.com/office/word/2010/wordprocessingInk" xmlns:wne="http://schemas.microsoft.com/office/word/2006/wordml" xmlns:wps="http://schemas.microsoft.com/office/word/2010/wordprocessingShape" mc:Ignorable="w14 w15 w16se w16cid w16 w16cex w16sdtdh w16sdtfl w16du wp14">
   <w:abstractNum w:abstractNumId="0" w15:restartNumberingAfterBreak="0">
-    <w:nsid w:val="6F6C5F0A"/>
+    <w:nsid w:val="35CD2BE1"/>
     <w:multiLevelType w:val="hybridMultilevel"/>
-    <w:tmpl w:val="434665FC"/>
-    <w:lvl w:ilvl="0" w:tplc="43FEE7B8">
+    <w:tmpl w:val="8550EAE2"/>
+    <w:lvl w:ilvl="0" w:tplc="1EF4C692">
       <w:start w:val="1"/>
       <w:numFmt w:val="decimal"/>
       <w:lvlText w:val="%1)"/>
       <w:lvlJc w:val="left"/>
       <w:pPr>
-        <w:ind w:left="1080" w:hanging="720"/>
+        <w:ind w:left="740" w:hanging="380"/>
       </w:pPr>
       <w:rPr>
         <w:rFonts w:hint="default"/>
@@ -744,7 +4897,99 @@
       </w:pPr>
     </w:lvl>
   </w:abstractNum>
+  <w:abstractNum w:abstractNumId="1" w15:restartNumberingAfterBreak="0">
+    <w:nsid w:val="6F6C5F0A"/>
+    <w:multiLevelType w:val="hybridMultilevel"/>
+    <w:tmpl w:val="434665FC"/>
+    <w:lvl w:ilvl="0" w:tplc="43FEE7B8">
+      <w:start w:val="1"/>
+      <w:numFmt w:val="decimal"/>
+      <w:lvlText w:val="%1)"/>
+      <w:lvlJc w:val="left"/>
+      <w:pPr>
+        <w:ind w:left="1080" w:hanging="720"/>
+      </w:pPr>
+      <w:rPr>
+        <w:rFonts w:hint="default"/>
+      </w:rPr>
+    </w:lvl>
+    <w:lvl w:ilvl="1" w:tplc="08090019" w:tentative="1">
+      <w:start w:val="1"/>
+      <w:numFmt w:val="lowerLetter"/>
+      <w:lvlText w:val="%2."/>
+      <w:lvlJc w:val="left"/>
+      <w:pPr>
+        <w:ind w:left="1440" w:hanging="360"/>
+      </w:pPr>
+    </w:lvl>
+    <w:lvl w:ilvl="2" w:tplc="0809001B" w:tentative="1">
+      <w:start w:val="1"/>
+      <w:numFmt w:val="lowerRoman"/>
+      <w:lvlText w:val="%3."/>
+      <w:lvlJc w:val="right"/>
+      <w:pPr>
+        <w:ind w:left="2160" w:hanging="180"/>
+      </w:pPr>
+    </w:lvl>
+    <w:lvl w:ilvl="3" w:tplc="0809000F" w:tentative="1">
+      <w:start w:val="1"/>
+      <w:numFmt w:val="decimal"/>
+      <w:lvlText w:val="%4."/>
+      <w:lvlJc w:val="left"/>
+      <w:pPr>
+        <w:ind w:left="2880" w:hanging="360"/>
+      </w:pPr>
+    </w:lvl>
+    <w:lvl w:ilvl="4" w:tplc="08090019" w:tentative="1">
+      <w:start w:val="1"/>
+      <w:numFmt w:val="lowerLetter"/>
+      <w:lvlText w:val="%5."/>
+      <w:lvlJc w:val="left"/>
+      <w:pPr>
+        <w:ind w:left="3600" w:hanging="360"/>
+      </w:pPr>
+    </w:lvl>
+    <w:lvl w:ilvl="5" w:tplc="0809001B" w:tentative="1">
+      <w:start w:val="1"/>
+      <w:numFmt w:val="lowerRoman"/>
+      <w:lvlText w:val="%6."/>
+      <w:lvlJc w:val="right"/>
+      <w:pPr>
+        <w:ind w:left="4320" w:hanging="180"/>
+      </w:pPr>
+    </w:lvl>
+    <w:lvl w:ilvl="6" w:tplc="0809000F" w:tentative="1">
+      <w:start w:val="1"/>
+      <w:numFmt w:val="decimal"/>
+      <w:lvlText w:val="%7."/>
+      <w:lvlJc w:val="left"/>
+      <w:pPr>
+        <w:ind w:left="5040" w:hanging="360"/>
+      </w:pPr>
+    </w:lvl>
+    <w:lvl w:ilvl="7" w:tplc="08090019" w:tentative="1">
+      <w:start w:val="1"/>
+      <w:numFmt w:val="lowerLetter"/>
+      <w:lvlText w:val="%8."/>
+      <w:lvlJc w:val="left"/>
+      <w:pPr>
+        <w:ind w:left="5760" w:hanging="360"/>
+      </w:pPr>
+    </w:lvl>
+    <w:lvl w:ilvl="8" w:tplc="0809001B" w:tentative="1">
+      <w:start w:val="1"/>
+      <w:numFmt w:val="lowerRoman"/>
+      <w:lvlText w:val="%9."/>
+      <w:lvlJc w:val="right"/>
+      <w:pPr>
+        <w:ind w:left="6480" w:hanging="180"/>
+      </w:pPr>
+    </w:lvl>
+  </w:abstractNum>
   <w:num w:numId="1" w16cid:durableId="2122913990">
+    <w:abstractNumId w:val="1"/>
+  </w:num>
+  <w:num w:numId="2" w16cid:durableId="448545826">
     <w:abstractNumId w:val="0"/>
   </w:num>
 </w:numbering>
@@ -1667,6 +5912,29 @@
       <w:spacing w:val="5"/>
     </w:rPr>
   </w:style>
+  <w:style w:type="character" w:styleId="Hyperlink">
+    <w:name w:val="Hyperlink"/>
+    <w:basedOn w:val="DefaultParagraphFont"/>
+    <w:uiPriority w:val="99"/>
+    <w:unhideWhenUsed/>
+    <w:rsid w:val="00BC0BAE"/>
+    <w:rPr>
+      <w:color w:val="467886" w:themeColor="hyperlink"/>
+      <w:u w:val="single"/>
+    </w:rPr>
+  </w:style>
+  <w:style w:type="character" w:styleId="UnresolvedMention">
+    <w:name w:val="Unresolved Mention"/>
+    <w:basedOn w:val="DefaultParagraphFont"/>
+    <w:uiPriority w:val="99"/>
+    <w:semiHidden/>
+    <w:unhideWhenUsed/>
+    <w:rsid w:val="00BC0BAE"/>
+    <w:rPr>
+      <w:color w:val="605E5C"/>
+      <w:shd w:val="clear" w:color="auto" w:fill="E1DFDD"/>
+    </w:rPr>
+  </w:style>
 </w:styles>
 </file>
 
